--- a/docs/patent/技术交底书-一种基于自适应分级求解的无人机多目标路径规划方法.docx
+++ b/docs/patent/技术交底书-一种基于自适应分级求解的无人机多目标路径规划方法.docx
@@ -5304,9 +5304,9 @@
               <w:tblLook w:firstRow="1" w:lastRow="0" w:firstColumn="0" w:lastColumn="0" w:noHBand="0" w:noVBand="0" w:val="0020"/>
             </w:tblPr>
             <w:tblGrid>
-              <w:gridCol w:w="1319"/>
-              <w:gridCol w:w="5548"/>
-              <w:gridCol w:w="1875"/>
+              <w:gridCol w:w="1471"/>
+              <w:gridCol w:w="5297"/>
+              <w:gridCol w:w="1974"/>
             </w:tblGrid>
             <w:tr>
               <w:trPr>
@@ -5314,7 +5314,7 @@
               </w:trPr>
               <w:tc>
                 <w:tcPr>
-                  <w:tcW w:type="dxa" w:w="1319"/>
+                  <w:tcW w:type="dxa" w:w="1471"/>
                 </w:tcPr>
                 <w:p>
                   <w:pPr>
@@ -5323,6 +5323,7 @@
                   <w:r>
                     <w:rPr>
                       <w:rFonts w:hint="eastAsia"/>
+                      <w:sz w:val="19"/>
                     </w:rPr>
                     <w:t xml:space="preserve">符号</w:t>
                   </w:r>
@@ -5330,7 +5331,7 @@
               </w:tc>
               <w:tc>
                 <w:tcPr>
-                  <w:tcW w:type="dxa" w:w="5548"/>
+                  <w:tcW w:type="dxa" w:w="5297"/>
                 </w:tcPr>
                 <w:p>
                   <w:pPr>
@@ -5339,6 +5340,7 @@
                   <w:r>
                     <w:rPr>
                       <w:rFonts w:hint="eastAsia"/>
+                      <w:sz w:val="19"/>
                     </w:rPr>
                     <w:t xml:space="preserve">含义</w:t>
                   </w:r>
@@ -5346,7 +5348,7 @@
               </w:tc>
               <w:tc>
                 <w:tcPr>
-                  <w:tcW w:type="dxa" w:w="1875"/>
+                  <w:tcW w:type="dxa" w:w="1974"/>
                 </w:tcPr>
                 <w:p>
                   <w:pPr>
@@ -5355,6 +5357,7 @@
                   <w:r>
                     <w:rPr>
                       <w:rFonts w:hint="eastAsia"/>
+                      <w:sz w:val="19"/>
                     </w:rPr>
                     <w:t xml:space="preserve">单位</w:t>
                   </w:r>
@@ -5364,7 +5367,7 @@
             <w:tr>
               <w:tc>
                 <w:tcPr>
-                  <w:tcW w:type="dxa" w:w="1319"/>
+                  <w:tcW w:type="dxa" w:w="1471"/>
                 </w:tcPr>
                 <w:p>
                   <w:pPr>
@@ -5379,7 +5382,7 @@
               </w:tc>
               <w:tc>
                 <w:tcPr>
-                  <w:tcW w:type="dxa" w:w="5548"/>
+                  <w:tcW w:type="dxa" w:w="5297"/>
                 </w:tcPr>
                 <w:p>
                   <w:pPr>
@@ -5388,10 +5391,14 @@
                   <w:r>
                     <w:rPr>
                       <w:rFonts w:hint="eastAsia"/>
+                      <w:sz w:val="19"/>
                     </w:rPr>
                     <w:t xml:space="preserve">目标点数量（本场景</w:t>
                   </w:r>
                   <w:r>
+                    <w:rPr>
+                      <w:sz w:val="19"/>
+                    </w:rPr>
                     <w:t xml:space="preserve"> </w:t>
                   </w:r>
                   <m:oMath>
@@ -5411,6 +5418,7 @@
                   <w:r>
                     <w:rPr>
                       <w:rFonts w:hint="eastAsia"/>
+                      <w:sz w:val="19"/>
                     </w:rPr>
                     <w:t xml:space="preserve">）</w:t>
                   </w:r>
@@ -5418,13 +5426,16 @@
               </w:tc>
               <w:tc>
                 <w:tcPr>
-                  <w:tcW w:type="dxa" w:w="1875"/>
-                </w:tcPr>
-                <w:p>
-                  <w:pPr>
-                    <w:pStyle w:val="Compact"/>
-                  </w:pPr>
-                  <w:r>
+                  <w:tcW w:type="dxa" w:w="1974"/>
+                </w:tcPr>
+                <w:p>
+                  <w:pPr>
+                    <w:pStyle w:val="Compact"/>
+                  </w:pPr>
+                  <w:r>
+                    <w:rPr>
+                      <w:sz w:val="19"/>
+                    </w:rPr>
                     <w:t xml:space="preserve">—</w:t>
                   </w:r>
                 </w:p>
@@ -5433,7 +5444,7 @@
             <w:tr>
               <w:tc>
                 <w:tcPr>
-                  <w:tcW w:type="dxa" w:w="1319"/>
+                  <w:tcW w:type="dxa" w:w="1471"/>
                 </w:tcPr>
                 <w:p>
                   <w:pPr>
@@ -5448,7 +5459,7 @@
               </w:tc>
               <w:tc>
                 <w:tcPr>
-                  <w:tcW w:type="dxa" w:w="5548"/>
+                  <w:tcW w:type="dxa" w:w="5297"/>
                 </w:tcPr>
                 <w:p>
                   <w:pPr>
@@ -5457,6 +5468,7 @@
                   <w:r>
                     <w:rPr>
                       <w:rFonts w:hint="eastAsia"/>
+                      <w:sz w:val="19"/>
                     </w:rPr>
                     <w:t xml:space="preserve">仓库（基地）位置</w:t>
                   </w:r>
@@ -5464,13 +5476,16 @@
               </w:tc>
               <w:tc>
                 <w:tcPr>
-                  <w:tcW w:type="dxa" w:w="1875"/>
-                </w:tcPr>
-                <w:p>
-                  <w:pPr>
-                    <w:pStyle w:val="Compact"/>
-                  </w:pPr>
-                  <w:r>
+                  <w:tcW w:type="dxa" w:w="1974"/>
+                </w:tcPr>
+                <w:p>
+                  <w:pPr>
+                    <w:pStyle w:val="Compact"/>
+                  </w:pPr>
+                  <w:r>
+                    <w:rPr>
+                      <w:sz w:val="19"/>
+                    </w:rPr>
                     <w:t xml:space="preserve">—</w:t>
                   </w:r>
                 </w:p>
@@ -5479,7 +5494,7 @@
             <w:tr>
               <w:tc>
                 <w:tcPr>
-                  <w:tcW w:type="dxa" w:w="1319"/>
+                  <w:tcW w:type="dxa" w:w="1471"/>
                 </w:tcPr>
                 <w:p>
                   <w:pPr>
@@ -5500,12 +5515,21 @@
                     </m:sSub>
                   </m:oMath>
                   <w:r>
+                    <w:rPr>
+                      <w:sz w:val="19"/>
+                    </w:rPr>
                     <w:t xml:space="preserve"> </w:t>
                   </w:r>
                   <w:r>
+                    <w:rPr>
+                      <w:sz w:val="19"/>
+                    </w:rPr>
                     <w:t xml:space="preserve">/</w:t>
                   </w:r>
                   <w:r>
+                    <w:rPr>
+                      <w:sz w:val="19"/>
+                    </w:rPr>
                     <w:t xml:space="preserve"> </w:t>
                   </w:r>
                   <m:oMath>
@@ -5517,7 +5541,7 @@
               </w:tc>
               <w:tc>
                 <w:tcPr>
-                  <w:tcW w:type="dxa" w:w="5548"/>
+                  <w:tcW w:type="dxa" w:w="5297"/>
                 </w:tcPr>
                 <w:p>
                   <w:pPr>
@@ -5526,10 +5550,14 @@
                   <w:r>
                     <w:rPr>
                       <w:rFonts w:hint="eastAsia"/>
+                      <w:sz w:val="19"/>
                     </w:rPr>
                     <w:t xml:space="preserve">第</w:t>
                   </w:r>
                   <w:r>
+                    <w:rPr>
+                      <w:sz w:val="19"/>
+                    </w:rPr>
                     <w:t xml:space="preserve"> </w:t>
                   </w:r>
                   <m:oMath>
@@ -5538,11 +5566,15 @@
                     </m:r>
                   </m:oMath>
                   <w:r>
+                    <w:rPr>
+                      <w:sz w:val="19"/>
+                    </w:rPr>
                     <w:t xml:space="preserve"> </w:t>
                   </w:r>
                   <w:r>
                     <w:rPr>
                       <w:rFonts w:hint="eastAsia"/>
+                      <w:sz w:val="19"/>
                     </w:rPr>
                     <w:t xml:space="preserve">个目标点（亦称投递点、巡检点）</w:t>
                   </w:r>
@@ -5550,13 +5582,16 @@
               </w:tc>
               <w:tc>
                 <w:tcPr>
-                  <w:tcW w:type="dxa" w:w="1875"/>
-                </w:tcPr>
-                <w:p>
-                  <w:pPr>
-                    <w:pStyle w:val="Compact"/>
-                  </w:pPr>
-                  <w:r>
+                  <w:tcW w:type="dxa" w:w="1974"/>
+                </w:tcPr>
+                <w:p>
+                  <w:pPr>
+                    <w:pStyle w:val="Compact"/>
+                  </w:pPr>
+                  <w:r>
+                    <w:rPr>
+                      <w:sz w:val="19"/>
+                    </w:rPr>
                     <w:t xml:space="preserve">—</w:t>
                   </w:r>
                 </w:p>
@@ -5565,7 +5600,7 @@
             <w:tr>
               <w:tc>
                 <w:tcPr>
-                  <w:tcW w:type="dxa" w:w="1319"/>
+                  <w:tcW w:type="dxa" w:w="1471"/>
                 </w:tcPr>
                 <w:p>
                   <w:pPr>
@@ -5592,7 +5627,7 @@
               </w:tc>
               <w:tc>
                 <w:tcPr>
-                  <w:tcW w:type="dxa" w:w="5548"/>
+                  <w:tcW w:type="dxa" w:w="5297"/>
                 </w:tcPr>
                 <w:p>
                   <w:pPr>
@@ -5601,10 +5636,14 @@
                   <w:r>
                     <w:rPr>
                       <w:rFonts w:hint="eastAsia"/>
+                      <w:sz w:val="19"/>
                     </w:rPr>
                     <w:t xml:space="preserve">目标点</w:t>
                   </w:r>
                   <w:r>
+                    <w:rPr>
+                      <w:sz w:val="19"/>
+                    </w:rPr>
                     <w:t xml:space="preserve"> </w:t>
                   </w:r>
                   <m:oMath>
@@ -5624,6 +5663,7 @@
                   <w:r>
                     <w:rPr>
                       <w:rFonts w:hint="eastAsia"/>
+                      <w:sz w:val="19"/>
                     </w:rPr>
                     <w:t xml:space="preserve">（或仓库与目标点）之间的几何距离</w:t>
                   </w:r>
@@ -5631,13 +5671,16 @@
               </w:tc>
               <w:tc>
                 <w:tcPr>
-                  <w:tcW w:type="dxa" w:w="1875"/>
-                </w:tcPr>
-                <w:p>
-                  <w:pPr>
-                    <w:pStyle w:val="Compact"/>
-                  </w:pPr>
-                  <w:r>
+                  <w:tcW w:type="dxa" w:w="1974"/>
+                </w:tcPr>
+                <w:p>
+                  <w:pPr>
+                    <w:pStyle w:val="Compact"/>
+                  </w:pPr>
+                  <w:r>
+                    <w:rPr>
+                      <w:sz w:val="19"/>
+                    </w:rPr>
                     <w:t xml:space="preserve">m</w:t>
                   </w:r>
                 </w:p>
@@ -5646,7 +5689,7 @@
             <w:tr>
               <w:tc>
                 <w:tcPr>
-                  <w:tcW w:type="dxa" w:w="1319"/>
+                  <w:tcW w:type="dxa" w:w="1471"/>
                 </w:tcPr>
                 <w:p>
                   <w:pPr>
@@ -5670,7 +5713,7 @@
               </w:tc>
               <w:tc>
                 <w:tcPr>
-                  <w:tcW w:type="dxa" w:w="5548"/>
+                  <w:tcW w:type="dxa" w:w="5297"/>
                 </w:tcPr>
                 <w:p>
                   <w:pPr>
@@ -5679,10 +5722,14 @@
                   <w:r>
                     <w:rPr>
                       <w:rFonts w:hint="eastAsia"/>
+                      <w:sz w:val="19"/>
                     </w:rPr>
                     <w:t xml:space="preserve">目标点</w:t>
                   </w:r>
                   <w:r>
+                    <w:rPr>
+                      <w:sz w:val="19"/>
+                    </w:rPr>
                     <w:t xml:space="preserve"> </w:t>
                   </w:r>
                   <m:oMath>
@@ -5691,11 +5738,15 @@
                     </m:r>
                   </m:oMath>
                   <w:r>
+                    <w:rPr>
+                      <w:sz w:val="19"/>
+                    </w:rPr>
                     <w:t xml:space="preserve"> </w:t>
                   </w:r>
                   <w:r>
                     <w:rPr>
                       <w:rFonts w:hint="eastAsia"/>
+                      <w:sz w:val="19"/>
                     </w:rPr>
                     <w:t xml:space="preserve">的需求量</w:t>
                   </w:r>
@@ -5703,13 +5754,16 @@
               </w:tc>
               <w:tc>
                 <w:tcPr>
-                  <w:tcW w:type="dxa" w:w="1875"/>
-                </w:tcPr>
-                <w:p>
-                  <w:pPr>
-                    <w:pStyle w:val="Compact"/>
-                  </w:pPr>
-                  <w:r>
+                  <w:tcW w:type="dxa" w:w="1974"/>
+                </w:tcPr>
+                <w:p>
+                  <w:pPr>
+                    <w:pStyle w:val="Compact"/>
+                  </w:pPr>
+                  <w:r>
+                    <w:rPr>
+                      <w:sz w:val="19"/>
+                    </w:rPr>
                     <w:t xml:space="preserve">kg</w:t>
                   </w:r>
                 </w:p>
@@ -5718,7 +5772,7 @@
             <w:tr>
               <w:tc>
                 <w:tcPr>
-                  <w:tcW w:type="dxa" w:w="1319"/>
+                  <w:tcW w:type="dxa" w:w="1471"/>
                 </w:tcPr>
                 <w:p>
                   <w:pPr>
@@ -5733,7 +5787,7 @@
               </w:tc>
               <w:tc>
                 <w:tcPr>
-                  <w:tcW w:type="dxa" w:w="5548"/>
+                  <w:tcW w:type="dxa" w:w="5297"/>
                 </w:tcPr>
                 <w:p>
                   <w:pPr>
@@ -5742,15 +5796,20 @@
                   <w:r>
                     <w:rPr>
                       <w:rFonts w:hint="eastAsia"/>
+                      <w:sz w:val="19"/>
                     </w:rPr>
                     <w:t xml:space="preserve">离开某点时的载重（=</w:t>
                   </w:r>
                   <w:r>
+                    <w:rPr>
+                      <w:sz w:val="19"/>
+                    </w:rPr>
                     <w:t xml:space="preserve"> </w:t>
                   </w:r>
                   <w:r>
                     <w:rPr>
                       <w:rFonts w:hint="eastAsia"/>
+                      <w:sz w:val="19"/>
                     </w:rPr>
                     <w:t xml:space="preserve">尚未投递需求之和）</w:t>
                   </w:r>
@@ -5758,13 +5817,16 @@
               </w:tc>
               <w:tc>
                 <w:tcPr>
-                  <w:tcW w:type="dxa" w:w="1875"/>
-                </w:tcPr>
-                <w:p>
-                  <w:pPr>
-                    <w:pStyle w:val="Compact"/>
-                  </w:pPr>
-                  <w:r>
+                  <w:tcW w:type="dxa" w:w="1974"/>
+                </w:tcPr>
+                <w:p>
+                  <w:pPr>
+                    <w:pStyle w:val="Compact"/>
+                  </w:pPr>
+                  <w:r>
+                    <w:rPr>
+                      <w:sz w:val="19"/>
+                    </w:rPr>
                     <w:t xml:space="preserve">kg</w:t>
                   </w:r>
                 </w:p>
@@ -5773,7 +5835,7 @@
             <w:tr>
               <w:tc>
                 <w:tcPr>
-                  <w:tcW w:type="dxa" w:w="1319"/>
+                  <w:tcW w:type="dxa" w:w="1471"/>
                 </w:tcPr>
                 <w:p>
                   <w:pPr>
@@ -5788,7 +5850,7 @@
               </w:tc>
               <w:tc>
                 <w:tcPr>
-                  <w:tcW w:type="dxa" w:w="5548"/>
+                  <w:tcW w:type="dxa" w:w="5297"/>
                 </w:tcPr>
                 <w:p>
                   <w:pPr>
@@ -5797,6 +5859,7 @@
                   <w:r>
                     <w:rPr>
                       <w:rFonts w:hint="eastAsia"/>
+                      <w:sz w:val="19"/>
                     </w:rPr>
                     <w:t xml:space="preserve">空载能耗率（纵截距）</w:t>
                   </w:r>
@@ -5804,13 +5867,16 @@
               </w:tc>
               <w:tc>
                 <w:tcPr>
-                  <w:tcW w:type="dxa" w:w="1875"/>
-                </w:tcPr>
-                <w:p>
-                  <w:pPr>
-                    <w:pStyle w:val="Compact"/>
-                  </w:pPr>
-                  <w:r>
+                  <w:tcW w:type="dxa" w:w="1974"/>
+                </w:tcPr>
+                <w:p>
+                  <w:pPr>
+                    <w:pStyle w:val="Compact"/>
+                  </w:pPr>
+                  <w:r>
+                    <w:rPr>
+                      <w:sz w:val="19"/>
+                    </w:rPr>
                     <w:t xml:space="preserve">Wh/m</w:t>
                   </w:r>
                 </w:p>
@@ -5819,7 +5885,7 @@
             <w:tr>
               <w:tc>
                 <w:tcPr>
-                  <w:tcW w:type="dxa" w:w="1319"/>
+                  <w:tcW w:type="dxa" w:w="1471"/>
                 </w:tcPr>
                 <w:p>
                   <w:pPr>
@@ -5834,7 +5900,7 @@
               </w:tc>
               <w:tc>
                 <w:tcPr>
-                  <w:tcW w:type="dxa" w:w="5548"/>
+                  <w:tcW w:type="dxa" w:w="5297"/>
                 </w:tcPr>
                 <w:p>
                   <w:pPr>
@@ -5843,6 +5909,7 @@
                   <w:r>
                     <w:rPr>
                       <w:rFonts w:hint="eastAsia"/>
+                      <w:sz w:val="19"/>
                     </w:rPr>
                     <w:t xml:space="preserve">载重敏感系数（斜率）</w:t>
                   </w:r>
@@ -5850,13 +5917,16 @@
               </w:tc>
               <w:tc>
                 <w:tcPr>
-                  <w:tcW w:type="dxa" w:w="1875"/>
-                </w:tcPr>
-                <w:p>
-                  <w:pPr>
-                    <w:pStyle w:val="Compact"/>
-                  </w:pPr>
-                  <w:r>
+                  <w:tcW w:type="dxa" w:w="1974"/>
+                </w:tcPr>
+                <w:p>
+                  <w:pPr>
+                    <w:pStyle w:val="Compact"/>
+                  </w:pPr>
+                  <w:r>
+                    <w:rPr>
+                      <w:sz w:val="19"/>
+                    </w:rPr>
                     <w:t xml:space="preserve">Wh/(m·kg)</w:t>
                   </w:r>
                 </w:p>
@@ -5865,7 +5935,7 @@
             <w:tr>
               <w:tc>
                 <w:tcPr>
-                  <w:tcW w:type="dxa" w:w="1319"/>
+                  <w:tcW w:type="dxa" w:w="1471"/>
                 </w:tcPr>
                 <w:p>
                   <w:pPr>
@@ -5880,7 +5950,7 @@
               </w:tc>
               <w:tc>
                 <w:tcPr>
-                  <w:tcW w:type="dxa" w:w="5548"/>
+                  <w:tcW w:type="dxa" w:w="5297"/>
                 </w:tcPr>
                 <w:p>
                   <w:pPr>
@@ -5889,6 +5959,7 @@
                   <w:r>
                     <w:rPr>
                       <w:rFonts w:hint="eastAsia"/>
+                      <w:sz w:val="19"/>
                     </w:rPr>
                     <w:t xml:space="preserve">载重上限</w:t>
                   </w:r>
@@ -5896,13 +5967,16 @@
               </w:tc>
               <w:tc>
                 <w:tcPr>
-                  <w:tcW w:type="dxa" w:w="1875"/>
-                </w:tcPr>
-                <w:p>
-                  <w:pPr>
-                    <w:pStyle w:val="Compact"/>
-                  </w:pPr>
-                  <w:r>
+                  <w:tcW w:type="dxa" w:w="1974"/>
+                </w:tcPr>
+                <w:p>
+                  <w:pPr>
+                    <w:pStyle w:val="Compact"/>
+                  </w:pPr>
+                  <w:r>
+                    <w:rPr>
+                      <w:sz w:val="19"/>
+                    </w:rPr>
                     <w:t xml:space="preserve">kg</w:t>
                   </w:r>
                 </w:p>
@@ -5911,7 +5985,7 @@
             <w:tr>
               <w:tc>
                 <w:tcPr>
-                  <w:tcW w:type="dxa" w:w="1319"/>
+                  <w:tcW w:type="dxa" w:w="1471"/>
                 </w:tcPr>
                 <w:p>
                   <w:pPr>
@@ -5926,7 +6000,7 @@
               </w:tc>
               <w:tc>
                 <w:tcPr>
-                  <w:tcW w:type="dxa" w:w="5548"/>
+                  <w:tcW w:type="dxa" w:w="5297"/>
                 </w:tcPr>
                 <w:p>
                   <w:pPr>
@@ -5935,6 +6009,7 @@
                   <w:r>
                     <w:rPr>
                       <w:rFonts w:hint="eastAsia"/>
+                      <w:sz w:val="19"/>
                     </w:rPr>
                     <w:t xml:space="preserve">电池容量</w:t>
                   </w:r>
@@ -5942,13 +6017,16 @@
               </w:tc>
               <w:tc>
                 <w:tcPr>
-                  <w:tcW w:type="dxa" w:w="1875"/>
-                </w:tcPr>
-                <w:p>
-                  <w:pPr>
-                    <w:pStyle w:val="Compact"/>
-                  </w:pPr>
-                  <w:r>
+                  <w:tcW w:type="dxa" w:w="1974"/>
+                </w:tcPr>
+                <w:p>
+                  <w:pPr>
+                    <w:pStyle w:val="Compact"/>
+                  </w:pPr>
+                  <w:r>
+                    <w:rPr>
+                      <w:sz w:val="19"/>
+                    </w:rPr>
                     <w:t xml:space="preserve">Wh</w:t>
                   </w:r>
                 </w:p>
@@ -5957,7 +6035,7 @@
             <w:tr>
               <w:tc>
                 <w:tcPr>
-                  <w:tcW w:type="dxa" w:w="1319"/>
+                  <w:tcW w:type="dxa" w:w="1471"/>
                 </w:tcPr>
                 <w:p>
                   <w:pPr>
@@ -6009,7 +6087,7 @@
               </w:tc>
               <w:tc>
                 <w:tcPr>
-                  <w:tcW w:type="dxa" w:w="5548"/>
+                  <w:tcW w:type="dxa" w:w="5297"/>
                 </w:tcPr>
                 <w:p>
                   <w:pPr>
@@ -6018,10 +6096,14 @@
                   <w:r>
                     <w:rPr>
                       <w:rFonts w:hint="eastAsia"/>
+                      <w:sz w:val="19"/>
                     </w:rPr>
                     <w:t xml:space="preserve">边</w:t>
                   </w:r>
                   <w:r>
+                    <w:rPr>
+                      <w:sz w:val="19"/>
+                    </w:rPr>
                     <w:t xml:space="preserve"> </w:t>
                   </w:r>
                   <m:oMath>
@@ -6039,15 +6121,22 @@
                     </m:r>
                   </m:oMath>
                   <w:r>
+                    <w:rPr>
+                      <w:sz w:val="19"/>
+                    </w:rPr>
                     <w:t xml:space="preserve"> </w:t>
                   </w:r>
                   <w:r>
                     <w:rPr>
                       <w:rFonts w:hint="eastAsia"/>
+                      <w:sz w:val="19"/>
                     </w:rPr>
                     <w:t xml:space="preserve">在出发载重</w:t>
                   </w:r>
                   <w:r>
+                    <w:rPr>
+                      <w:sz w:val="19"/>
+                    </w:rPr>
                     <w:t xml:space="preserve"> </w:t>
                   </w:r>
                   <m:oMath>
@@ -6056,11 +6145,15 @@
                     </m:r>
                   </m:oMath>
                   <w:r>
+                    <w:rPr>
+                      <w:sz w:val="19"/>
+                    </w:rPr>
                     <w:t xml:space="preserve"> </w:t>
                   </w:r>
                   <w:r>
                     <w:rPr>
                       <w:rFonts w:hint="eastAsia"/>
+                      <w:sz w:val="19"/>
                     </w:rPr>
                     <w:t xml:space="preserve">下的等效电量距离（见下文）</w:t>
                   </w:r>
@@ -6068,13 +6161,16 @@
               </w:tc>
               <w:tc>
                 <w:tcPr>
-                  <w:tcW w:type="dxa" w:w="1875"/>
-                </w:tcPr>
-                <w:p>
-                  <w:pPr>
-                    <w:pStyle w:val="Compact"/>
-                  </w:pPr>
-                  <w:r>
+                  <w:tcW w:type="dxa" w:w="1974"/>
+                </w:tcPr>
+                <w:p>
+                  <w:pPr>
+                    <w:pStyle w:val="Compact"/>
+                  </w:pPr>
+                  <w:r>
+                    <w:rPr>
+                      <w:sz w:val="19"/>
+                    </w:rPr>
                     <w:t xml:space="preserve">m</w:t>
                   </w:r>
                 </w:p>
@@ -6083,7 +6179,7 @@
             <w:tr>
               <w:tc>
                 <w:tcPr>
-                  <w:tcW w:type="dxa" w:w="1319"/>
+                  <w:tcW w:type="dxa" w:w="1471"/>
                 </w:tcPr>
                 <w:p>
                   <w:pPr>
@@ -6098,7 +6194,7 @@
               </w:tc>
               <w:tc>
                 <w:tcPr>
-                  <w:tcW w:type="dxa" w:w="5548"/>
+                  <w:tcW w:type="dxa" w:w="5297"/>
                 </w:tcPr>
                 <w:p>
                   <w:pPr>
@@ -6107,6 +6203,7 @@
                   <w:r>
                     <w:rPr>
                       <w:rFonts w:hint="eastAsia"/>
+                      <w:sz w:val="19"/>
                     </w:rPr>
                     <w:t xml:space="preserve">访问顺序（目标点的一个排列）</w:t>
                   </w:r>
@@ -6114,13 +6211,16 @@
               </w:tc>
               <w:tc>
                 <w:tcPr>
-                  <w:tcW w:type="dxa" w:w="1875"/>
-                </w:tcPr>
-                <w:p>
-                  <w:pPr>
-                    <w:pStyle w:val="Compact"/>
-                  </w:pPr>
-                  <w:r>
+                  <w:tcW w:type="dxa" w:w="1974"/>
+                </w:tcPr>
+                <w:p>
+                  <w:pPr>
+                    <w:pStyle w:val="Compact"/>
+                  </w:pPr>
+                  <w:r>
+                    <w:rPr>
+                      <w:sz w:val="19"/>
+                    </w:rPr>
                     <w:t xml:space="preserve">—</w:t>
                   </w:r>
                 </w:p>
@@ -6129,7 +6229,7 @@
             <w:tr>
               <w:tc>
                 <w:tcPr>
-                  <w:tcW w:type="dxa" w:w="1319"/>
+                  <w:tcW w:type="dxa" w:w="1471"/>
                 </w:tcPr>
                 <w:p>
                   <w:pPr>
@@ -6144,7 +6244,7 @@
               </w:tc>
               <w:tc>
                 <w:tcPr>
-                  <w:tcW w:type="dxa" w:w="5548"/>
+                  <w:tcW w:type="dxa" w:w="5297"/>
                 </w:tcPr>
                 <w:p>
                   <w:pPr>
@@ -6153,6 +6253,7 @@
                   <w:r>
                     <w:rPr>
                       <w:rFonts w:hint="eastAsia"/>
+                      <w:sz w:val="19"/>
                     </w:rPr>
                     <w:t xml:space="preserve">已访问点集合（可用位向量表示）</w:t>
                   </w:r>
@@ -6160,13 +6261,16 @@
               </w:tc>
               <w:tc>
                 <w:tcPr>
-                  <w:tcW w:type="dxa" w:w="1875"/>
-                </w:tcPr>
-                <w:p>
-                  <w:pPr>
-                    <w:pStyle w:val="Compact"/>
-                  </w:pPr>
-                  <w:r>
+                  <w:tcW w:type="dxa" w:w="1974"/>
+                </w:tcPr>
+                <w:p>
+                  <w:pPr>
+                    <w:pStyle w:val="Compact"/>
+                  </w:pPr>
+                  <w:r>
+                    <w:rPr>
+                      <w:sz w:val="19"/>
+                    </w:rPr>
                     <w:t xml:space="preserve">—</w:t>
                   </w:r>
                 </w:p>
@@ -6175,7 +6279,7 @@
             <w:tr>
               <w:tc>
                 <w:tcPr>
-                  <w:tcW w:type="dxa" w:w="1319"/>
+                  <w:tcW w:type="dxa" w:w="1471"/>
                 </w:tcPr>
                 <w:p>
                   <w:pPr>
@@ -6190,7 +6294,7 @@
               </w:tc>
               <w:tc>
                 <w:tcPr>
-                  <w:tcW w:type="dxa" w:w="5548"/>
+                  <w:tcW w:type="dxa" w:w="5297"/>
                 </w:tcPr>
                 <w:p>
                   <w:pPr>
@@ -6199,6 +6303,7 @@
                   <w:r>
                     <w:rPr>
                       <w:rFonts w:hint="eastAsia"/>
+                      <w:sz w:val="19"/>
                     </w:rPr>
                     <w:t xml:space="preserve">未访问点集合</w:t>
                   </w:r>
@@ -6206,13 +6311,16 @@
               </w:tc>
               <w:tc>
                 <w:tcPr>
-                  <w:tcW w:type="dxa" w:w="1875"/>
-                </w:tcPr>
-                <w:p>
-                  <w:pPr>
-                    <w:pStyle w:val="Compact"/>
-                  </w:pPr>
-                  <w:r>
+                  <w:tcW w:type="dxa" w:w="1974"/>
+                </w:tcPr>
+                <w:p>
+                  <w:pPr>
+                    <w:pStyle w:val="Compact"/>
+                  </w:pPr>
+                  <w:r>
+                    <w:rPr>
+                      <w:sz w:val="19"/>
+                    </w:rPr>
                     <w:t xml:space="preserve">—</w:t>
                   </w:r>
                 </w:p>
@@ -6221,7 +6329,7 @@
             <w:tr>
               <w:tc>
                 <w:tcPr>
-                  <w:tcW w:type="dxa" w:w="1319"/>
+                  <w:tcW w:type="dxa" w:w="1471"/>
                 </w:tcPr>
                 <w:p>
                   <w:pPr>
@@ -6236,7 +6344,7 @@
               </w:tc>
               <w:tc>
                 <w:tcPr>
-                  <w:tcW w:type="dxa" w:w="5548"/>
+                  <w:tcW w:type="dxa" w:w="5297"/>
                 </w:tcPr>
                 <w:p>
                   <w:pPr>
@@ -6245,6 +6353,7 @@
                   <w:r>
                     <w:rPr>
                       <w:rFonts w:hint="eastAsia"/>
+                      <w:sz w:val="19"/>
                     </w:rPr>
                     <w:t xml:space="preserve">被翻转子段（或移动子段）的点数</w:t>
                   </w:r>
@@ -6252,13 +6361,16 @@
               </w:tc>
               <w:tc>
                 <w:tcPr>
-                  <w:tcW w:type="dxa" w:w="1875"/>
-                </w:tcPr>
-                <w:p>
-                  <w:pPr>
-                    <w:pStyle w:val="Compact"/>
-                  </w:pPr>
-                  <w:r>
+                  <w:tcW w:type="dxa" w:w="1974"/>
+                </w:tcPr>
+                <w:p>
+                  <w:pPr>
+                    <w:pStyle w:val="Compact"/>
+                  </w:pPr>
+                  <w:r>
+                    <w:rPr>
+                      <w:sz w:val="19"/>
+                    </w:rPr>
                     <w:t xml:space="preserve">—</w:t>
                   </w:r>
                 </w:p>
@@ -6267,7 +6379,7 @@
             <w:tr>
               <w:tc>
                 <w:tcPr>
-                  <w:tcW w:type="dxa" w:w="1319"/>
+                  <w:tcW w:type="dxa" w:w="1471"/>
                 </w:tcPr>
                 <w:p>
                   <w:pPr>
@@ -6282,7 +6394,7 @@
               </w:tc>
               <w:tc>
                 <w:tcPr>
-                  <w:tcW w:type="dxa" w:w="5548"/>
+                  <w:tcW w:type="dxa" w:w="5297"/>
                 </w:tcPr>
                 <w:p>
                   <w:pPr>
@@ -6291,15 +6403,20 @@
                   <w:r>
                     <w:rPr>
                       <w:rFonts w:hint="eastAsia"/>
+                      <w:sz w:val="19"/>
                     </w:rPr>
                     <w:t xml:space="preserve">分层推进中的层号（=</w:t>
                   </w:r>
                   <w:r>
+                    <w:rPr>
+                      <w:sz w:val="19"/>
+                    </w:rPr>
                     <w:t xml:space="preserve"> </w:t>
                   </w:r>
                   <w:r>
                     <w:rPr>
                       <w:rFonts w:hint="eastAsia"/>
+                      <w:sz w:val="19"/>
                     </w:rPr>
                     <w:t xml:space="preserve">已访问点个数）</w:t>
                   </w:r>
@@ -6307,13 +6424,16 @@
               </w:tc>
               <w:tc>
                 <w:tcPr>
-                  <w:tcW w:type="dxa" w:w="1875"/>
-                </w:tcPr>
-                <w:p>
-                  <w:pPr>
-                    <w:pStyle w:val="Compact"/>
-                  </w:pPr>
-                  <w:r>
+                  <w:tcW w:type="dxa" w:w="1974"/>
+                </w:tcPr>
+                <w:p>
+                  <w:pPr>
+                    <w:pStyle w:val="Compact"/>
+                  </w:pPr>
+                  <w:r>
+                    <w:rPr>
+                      <w:sz w:val="19"/>
+                    </w:rPr>
                     <w:t xml:space="preserve">—</w:t>
                   </w:r>
                 </w:p>
@@ -6322,7 +6442,7 @@
             <w:tr>
               <w:tc>
                 <w:tcPr>
-                  <w:tcW w:type="dxa" w:w="1319"/>
+                  <w:tcW w:type="dxa" w:w="1471"/>
                 </w:tcPr>
                 <w:p>
                   <w:pPr>
@@ -6373,7 +6493,7 @@
               </w:tc>
               <w:tc>
                 <w:tcPr>
-                  <w:tcW w:type="dxa" w:w="5548"/>
+                  <w:tcW w:type="dxa" w:w="5297"/>
                 </w:tcPr>
                 <w:p>
                   <w:pPr>
@@ -6382,6 +6502,7 @@
                   <w:r>
                     <w:rPr>
                       <w:rFonts w:hint="eastAsia"/>
+                      <w:sz w:val="19"/>
                     </w:rPr>
                     <w:t xml:space="preserve">入边最短距离：</w:t>
                   </w:r>
@@ -6465,6 +6586,7 @@
                   <w:r>
                     <w:rPr>
                       <w:rFonts w:hint="eastAsia"/>
+                      <w:sz w:val="19"/>
                     </w:rPr>
                     <w:t xml:space="preserve">（对全部点取最小，含仓库）</w:t>
                   </w:r>
@@ -6472,13 +6594,16 @@
               </w:tc>
               <w:tc>
                 <w:tcPr>
-                  <w:tcW w:type="dxa" w:w="1875"/>
-                </w:tcPr>
-                <w:p>
-                  <w:pPr>
-                    <w:pStyle w:val="Compact"/>
-                  </w:pPr>
-                  <w:r>
+                  <w:tcW w:type="dxa" w:w="1974"/>
+                </w:tcPr>
+                <w:p>
+                  <w:pPr>
+                    <w:pStyle w:val="Compact"/>
+                  </w:pPr>
+                  <w:r>
+                    <w:rPr>
+                      <w:sz w:val="19"/>
+                    </w:rPr>
                     <w:t xml:space="preserve">m</w:t>
                   </w:r>
                 </w:p>
@@ -6487,7 +6612,7 @@
             <w:tr>
               <w:tc>
                 <w:tcPr>
-                  <w:tcW w:type="dxa" w:w="1319"/>
+                  <w:tcW w:type="dxa" w:w="1471"/>
                 </w:tcPr>
                 <w:p>
                   <w:pPr>
@@ -6502,7 +6627,7 @@
               </w:tc>
               <w:tc>
                 <w:tcPr>
-                  <w:tcW w:type="dxa" w:w="5548"/>
+                  <w:tcW w:type="dxa" w:w="5297"/>
                 </w:tcPr>
                 <w:p>
                   <w:pPr>
@@ -6511,10 +6636,14 @@
                   <w:r>
                     <w:rPr>
                       <w:rFonts w:hint="eastAsia"/>
+                      <w:sz w:val="19"/>
                     </w:rPr>
                     <w:t xml:space="preserve">数值容差（本实施例取</w:t>
                   </w:r>
                   <w:r>
+                    <w:rPr>
+                      <w:sz w:val="19"/>
+                    </w:rPr>
                     <w:t xml:space="preserve"> </w:t>
                   </w:r>
                   <m:oMath>
@@ -6540,6 +6669,7 @@
                   <w:r>
                     <w:rPr>
                       <w:rFonts w:hint="eastAsia"/>
+                      <w:sz w:val="19"/>
                     </w:rPr>
                     <w:t xml:space="preserve">）</w:t>
                   </w:r>
@@ -6547,13 +6677,16 @@
               </w:tc>
               <w:tc>
                 <w:tcPr>
-                  <w:tcW w:type="dxa" w:w="1875"/>
-                </w:tcPr>
-                <w:p>
-                  <w:pPr>
-                    <w:pStyle w:val="Compact"/>
-                  </w:pPr>
-                  <w:r>
+                  <w:tcW w:type="dxa" w:w="1974"/>
+                </w:tcPr>
+                <w:p>
+                  <w:pPr>
+                    <w:pStyle w:val="Compact"/>
+                  </w:pPr>
+                  <w:r>
+                    <w:rPr>
+                      <w:sz w:val="19"/>
+                    </w:rPr>
                     <w:t xml:space="preserve">—</w:t>
                   </w:r>
                 </w:p>
@@ -17754,12 +17887,12 @@
               <w:tblLook w:firstRow="1" w:lastRow="0" w:firstColumn="0" w:lastColumn="0" w:noHBand="0" w:noVBand="0" w:val="0020"/>
             </w:tblPr>
             <w:tblGrid>
-              <w:gridCol w:w="1899"/>
-              <w:gridCol w:w="1263"/>
-              <w:gridCol w:w="1263"/>
-              <w:gridCol w:w="1475"/>
-              <w:gridCol w:w="1793"/>
-              <w:gridCol w:w="1051"/>
+              <w:gridCol w:w="1877"/>
+              <w:gridCol w:w="1272"/>
+              <w:gridCol w:w="1272"/>
+              <w:gridCol w:w="1474"/>
+              <w:gridCol w:w="1776"/>
+              <w:gridCol w:w="1071"/>
             </w:tblGrid>
             <w:tr>
               <w:trPr>
@@ -17767,7 +17900,7 @@
               </w:trPr>
               <w:tc>
                 <w:tcPr>
-                  <w:tcW w:type="dxa" w:w="1899"/>
+                  <w:tcW w:type="dxa" w:w="1877"/>
                 </w:tcPr>
                 <w:p>
                   <w:pPr>
@@ -17776,7 +17909,7 @@
                   <w:r>
                     <w:rPr>
                       <w:rFonts w:hint="eastAsia"/>
-                      <w:sz w:val="20"/>
+                      <w:sz w:val="19"/>
                     </w:rPr>
                     <w:t xml:space="preserve">机型</w:t>
                   </w:r>
@@ -17784,7 +17917,7 @@
               </w:tc>
               <w:tc>
                 <w:tcPr>
-                  <w:tcW w:type="dxa" w:w="1263"/>
+                  <w:tcW w:type="dxa" w:w="1272"/>
                 </w:tcPr>
                 <w:p>
                   <w:pPr>
@@ -17793,13 +17926,13 @@
                   <w:r>
                     <w:rPr>
                       <w:rFonts w:hint="eastAsia"/>
-                      <w:sz w:val="20"/>
+                      <w:sz w:val="19"/>
                     </w:rPr>
                     <w:t xml:space="preserve">载重上限</w:t>
                   </w:r>
                   <w:r>
                     <w:rPr>
-                      <w:sz w:val="20"/>
+                      <w:sz w:val="19"/>
                     </w:rPr>
                     <w:t xml:space="preserve"> C</w:t>
                   </w:r>
@@ -17807,7 +17940,7 @@
               </w:tc>
               <w:tc>
                 <w:tcPr>
-                  <w:tcW w:type="dxa" w:w="1263"/>
+                  <w:tcW w:type="dxa" w:w="1272"/>
                 </w:tcPr>
                 <w:p>
                   <w:pPr>
@@ -17816,13 +17949,13 @@
                   <w:r>
                     <w:rPr>
                       <w:rFonts w:hint="eastAsia"/>
-                      <w:sz w:val="20"/>
+                      <w:sz w:val="19"/>
                     </w:rPr>
                     <w:t xml:space="preserve">电池容量</w:t>
                   </w:r>
                   <w:r>
                     <w:rPr>
-                      <w:sz w:val="20"/>
+                      <w:sz w:val="19"/>
                     </w:rPr>
                     <w:t xml:space="preserve"> B</w:t>
                   </w:r>
@@ -17830,7 +17963,7 @@
               </w:tc>
               <w:tc>
                 <w:tcPr>
-                  <w:tcW w:type="dxa" w:w="1475"/>
+                  <w:tcW w:type="dxa" w:w="1474"/>
                 </w:tcPr>
                 <w:p>
                   <w:pPr>
@@ -17839,13 +17972,13 @@
                   <w:r>
                     <w:rPr>
                       <w:rFonts w:hint="eastAsia"/>
-                      <w:sz w:val="20"/>
+                      <w:sz w:val="19"/>
                     </w:rPr>
                     <w:t xml:space="preserve">空载能耗率</w:t>
                   </w:r>
                   <w:r>
                     <w:rPr>
-                      <w:sz w:val="20"/>
+                      <w:sz w:val="19"/>
                     </w:rPr>
                     <w:t xml:space="preserve"> α</w:t>
                   </w:r>
@@ -17853,7 +17986,7 @@
               </w:tc>
               <w:tc>
                 <w:tcPr>
-                  <w:tcW w:type="dxa" w:w="1793"/>
+                  <w:tcW w:type="dxa" w:w="1776"/>
                 </w:tcPr>
                 <w:p>
                   <w:pPr>
@@ -17862,13 +17995,13 @@
                   <w:r>
                     <w:rPr>
                       <w:rFonts w:hint="eastAsia"/>
-                      <w:sz w:val="20"/>
+                      <w:sz w:val="19"/>
                     </w:rPr>
                     <w:t xml:space="preserve">载重敏感系数</w:t>
                   </w:r>
                   <w:r>
                     <w:rPr>
-                      <w:sz w:val="20"/>
+                      <w:sz w:val="19"/>
                     </w:rPr>
                     <w:t xml:space="preserve"> β</w:t>
                   </w:r>
@@ -17876,7 +18009,7 @@
               </w:tc>
               <w:tc>
                 <w:tcPr>
-                  <w:tcW w:type="dxa" w:w="1051"/>
+                  <w:tcW w:type="dxa" w:w="1071"/>
                 </w:tcPr>
                 <w:p>
                   <w:pPr>
@@ -17885,7 +18018,7 @@
                   <w:r>
                     <w:rPr>
                       <w:rFonts w:hint="eastAsia"/>
-                      <w:sz w:val="20"/>
+                      <w:sz w:val="19"/>
                     </w:rPr>
                     <w:t xml:space="preserve">巡航速度</w:t>
                   </w:r>
@@ -17895,7 +18028,7 @@
             <w:tr>
               <w:tc>
                 <w:tcPr>
-                  <w:tcW w:type="dxa" w:w="1899"/>
+                  <w:tcW w:type="dxa" w:w="1877"/>
                 </w:tcPr>
                 <w:p>
                   <w:pPr>
@@ -17904,7 +18037,7 @@
                   <w:r>
                     <w:rPr>
                       <w:rFonts w:hint="eastAsia"/>
-                      <w:sz w:val="20"/>
+                      <w:sz w:val="19"/>
                     </w:rPr>
                     <w:t xml:space="preserve">light（轻载）</w:t>
                   </w:r>
@@ -17912,15 +18045,15 @@
               </w:tc>
               <w:tc>
                 <w:tcPr>
-                  <w:tcW w:type="dxa" w:w="1263"/>
-                </w:tcPr>
-                <w:p>
-                  <w:pPr>
-                    <w:pStyle w:val="Compact"/>
-                  </w:pPr>
-                  <w:r>
-                    <w:rPr>
-                      <w:sz w:val="20"/>
+                  <w:tcW w:type="dxa" w:w="1272"/>
+                </w:tcPr>
+                <w:p>
+                  <w:pPr>
+                    <w:pStyle w:val="Compact"/>
+                  </w:pPr>
+                  <w:r>
+                    <w:rPr>
+                      <w:sz w:val="19"/>
                     </w:rPr>
                     <w:t xml:space="preserve">5 kg</w:t>
                   </w:r>
@@ -17928,15 +18061,15 @@
               </w:tc>
               <w:tc>
                 <w:tcPr>
-                  <w:tcW w:type="dxa" w:w="1263"/>
-                </w:tcPr>
-                <w:p>
-                  <w:pPr>
-                    <w:pStyle w:val="Compact"/>
-                  </w:pPr>
-                  <w:r>
-                    <w:rPr>
-                      <w:sz w:val="20"/>
+                  <w:tcW w:type="dxa" w:w="1272"/>
+                </w:tcPr>
+                <w:p>
+                  <w:pPr>
+                    <w:pStyle w:val="Compact"/>
+                  </w:pPr>
+                  <w:r>
+                    <w:rPr>
+                      <w:sz w:val="19"/>
                     </w:rPr>
                     <w:t xml:space="preserve">1000 Wh</w:t>
                   </w:r>
@@ -17944,15 +18077,15 @@
               </w:tc>
               <w:tc>
                 <w:tcPr>
-                  <w:tcW w:type="dxa" w:w="1475"/>
-                </w:tcPr>
-                <w:p>
-                  <w:pPr>
-                    <w:pStyle w:val="Compact"/>
-                  </w:pPr>
-                  <w:r>
-                    <w:rPr>
-                      <w:sz w:val="20"/>
+                  <w:tcW w:type="dxa" w:w="1474"/>
+                </w:tcPr>
+                <w:p>
+                  <w:pPr>
+                    <w:pStyle w:val="Compact"/>
+                  </w:pPr>
+                  <w:r>
+                    <w:rPr>
+                      <w:sz w:val="19"/>
                     </w:rPr>
                     <w:t xml:space="preserve">0.15 Wh/m</w:t>
                   </w:r>
@@ -17960,15 +18093,15 @@
               </w:tc>
               <w:tc>
                 <w:tcPr>
-                  <w:tcW w:type="dxa" w:w="1793"/>
-                </w:tcPr>
-                <w:p>
-                  <w:pPr>
-                    <w:pStyle w:val="Compact"/>
-                  </w:pPr>
-                  <w:r>
-                    <w:rPr>
-                      <w:sz w:val="20"/>
+                  <w:tcW w:type="dxa" w:w="1776"/>
+                </w:tcPr>
+                <w:p>
+                  <w:pPr>
+                    <w:pStyle w:val="Compact"/>
+                  </w:pPr>
+                  <w:r>
+                    <w:rPr>
+                      <w:sz w:val="19"/>
                     </w:rPr>
                     <w:t xml:space="preserve">0.01 Wh/(m·kg)</w:t>
                   </w:r>
@@ -17976,15 +18109,15 @@
               </w:tc>
               <w:tc>
                 <w:tcPr>
-                  <w:tcW w:type="dxa" w:w="1051"/>
-                </w:tcPr>
-                <w:p>
-                  <w:pPr>
-                    <w:pStyle w:val="Compact"/>
-                  </w:pPr>
-                  <w:r>
-                    <w:rPr>
-                      <w:sz w:val="20"/>
+                  <w:tcW w:type="dxa" w:w="1071"/>
+                </w:tcPr>
+                <w:p>
+                  <w:pPr>
+                    <w:pStyle w:val="Compact"/>
+                  </w:pPr>
+                  <w:r>
+                    <w:rPr>
+                      <w:sz w:val="19"/>
                     </w:rPr>
                     <w:t xml:space="preserve">8 m/s</w:t>
                   </w:r>
@@ -17994,7 +18127,7 @@
             <w:tr>
               <w:tc>
                 <w:tcPr>
-                  <w:tcW w:type="dxa" w:w="1899"/>
+                  <w:tcW w:type="dxa" w:w="1877"/>
                 </w:tcPr>
                 <w:p>
                   <w:pPr>
@@ -18005,7 +18138,7 @@
                       <w:rFonts w:hint="eastAsia"/>
                       <w:b/>
                       <w:bCs/>
-                      <w:sz w:val="20"/>
+                      <w:sz w:val="19"/>
                     </w:rPr>
                     <w:t xml:space="preserve">standard（标准）</w:t>
                   </w:r>
@@ -18013,7 +18146,7 @@
               </w:tc>
               <w:tc>
                 <w:tcPr>
-                  <w:tcW w:type="dxa" w:w="1263"/>
+                  <w:tcW w:type="dxa" w:w="1272"/>
                 </w:tcPr>
                 <w:p>
                   <w:pPr>
@@ -18023,7 +18156,7 @@
                     <w:rPr>
                       <w:b/>
                       <w:bCs/>
-                      <w:sz w:val="20"/>
+                      <w:sz w:val="19"/>
                     </w:rPr>
                     <w:t xml:space="preserve">50 kg</w:t>
                   </w:r>
@@ -18031,7 +18164,7 @@
               </w:tc>
               <w:tc>
                 <w:tcPr>
-                  <w:tcW w:type="dxa" w:w="1263"/>
+                  <w:tcW w:type="dxa" w:w="1272"/>
                 </w:tcPr>
                 <w:p>
                   <w:pPr>
@@ -18041,7 +18174,7 @@
                     <w:rPr>
                       <w:b/>
                       <w:bCs/>
-                      <w:sz w:val="20"/>
+                      <w:sz w:val="19"/>
                     </w:rPr>
                     <w:t xml:space="preserve">5000 Wh</w:t>
                   </w:r>
@@ -18049,7 +18182,7 @@
               </w:tc>
               <w:tc>
                 <w:tcPr>
-                  <w:tcW w:type="dxa" w:w="1475"/>
+                  <w:tcW w:type="dxa" w:w="1474"/>
                 </w:tcPr>
                 <w:p>
                   <w:pPr>
@@ -18059,7 +18192,7 @@
                     <w:rPr>
                       <w:b/>
                       <w:bCs/>
-                      <w:sz w:val="20"/>
+                      <w:sz w:val="19"/>
                     </w:rPr>
                     <w:t xml:space="preserve">0.10 Wh/m</w:t>
                   </w:r>
@@ -18067,7 +18200,7 @@
               </w:tc>
               <w:tc>
                 <w:tcPr>
-                  <w:tcW w:type="dxa" w:w="1793"/>
+                  <w:tcW w:type="dxa" w:w="1776"/>
                 </w:tcPr>
                 <w:p>
                   <w:pPr>
@@ -18077,7 +18210,7 @@
                     <w:rPr>
                       <w:b/>
                       <w:bCs/>
-                      <w:sz w:val="20"/>
+                      <w:sz w:val="19"/>
                     </w:rPr>
                     <w:t xml:space="preserve">0.005 Wh/(m·kg)</w:t>
                   </w:r>
@@ -18085,15 +18218,15 @@
               </w:tc>
               <w:tc>
                 <w:tcPr>
-                  <w:tcW w:type="dxa" w:w="1051"/>
-                </w:tcPr>
-                <w:p>
-                  <w:pPr>
-                    <w:pStyle w:val="Compact"/>
-                  </w:pPr>
-                  <w:r>
-                    <w:rPr>
-                      <w:sz w:val="20"/>
+                  <w:tcW w:type="dxa" w:w="1071"/>
+                </w:tcPr>
+                <w:p>
+                  <w:pPr>
+                    <w:pStyle w:val="Compact"/>
+                  </w:pPr>
+                  <w:r>
+                    <w:rPr>
+                      <w:sz w:val="19"/>
                     </w:rPr>
                     <w:t xml:space="preserve">10 m/s</w:t>
                   </w:r>
@@ -18103,7 +18236,7 @@
             <w:tr>
               <w:tc>
                 <w:tcPr>
-                  <w:tcW w:type="dxa" w:w="1899"/>
+                  <w:tcW w:type="dxa" w:w="1877"/>
                 </w:tcPr>
                 <w:p>
                   <w:pPr>
@@ -18112,7 +18245,7 @@
                   <w:r>
                     <w:rPr>
                       <w:rFonts w:hint="eastAsia"/>
-                      <w:sz w:val="20"/>
+                      <w:sz w:val="19"/>
                     </w:rPr>
                     <w:t xml:space="preserve">heavy（重载）</w:t>
                   </w:r>
@@ -18120,15 +18253,15 @@
               </w:tc>
               <w:tc>
                 <w:tcPr>
-                  <w:tcW w:type="dxa" w:w="1263"/>
-                </w:tcPr>
-                <w:p>
-                  <w:pPr>
-                    <w:pStyle w:val="Compact"/>
-                  </w:pPr>
-                  <w:r>
-                    <w:rPr>
-                      <w:sz w:val="20"/>
+                  <w:tcW w:type="dxa" w:w="1272"/>
+                </w:tcPr>
+                <w:p>
+                  <w:pPr>
+                    <w:pStyle w:val="Compact"/>
+                  </w:pPr>
+                  <w:r>
+                    <w:rPr>
+                      <w:sz w:val="19"/>
                     </w:rPr>
                     <w:t xml:space="preserve">500 kg</w:t>
                   </w:r>
@@ -18136,15 +18269,15 @@
               </w:tc>
               <w:tc>
                 <w:tcPr>
-                  <w:tcW w:type="dxa" w:w="1263"/>
-                </w:tcPr>
-                <w:p>
-                  <w:pPr>
-                    <w:pStyle w:val="Compact"/>
-                  </w:pPr>
-                  <w:r>
-                    <w:rPr>
-                      <w:sz w:val="20"/>
+                  <w:tcW w:type="dxa" w:w="1272"/>
+                </w:tcPr>
+                <w:p>
+                  <w:pPr>
+                    <w:pStyle w:val="Compact"/>
+                  </w:pPr>
+                  <w:r>
+                    <w:rPr>
+                      <w:sz w:val="19"/>
                     </w:rPr>
                     <w:t xml:space="preserve">100000 Wh</w:t>
                   </w:r>
@@ -18152,15 +18285,15 @@
               </w:tc>
               <w:tc>
                 <w:tcPr>
-                  <w:tcW w:type="dxa" w:w="1475"/>
-                </w:tcPr>
-                <w:p>
-                  <w:pPr>
-                    <w:pStyle w:val="Compact"/>
-                  </w:pPr>
-                  <w:r>
-                    <w:rPr>
-                      <w:sz w:val="20"/>
+                  <w:tcW w:type="dxa" w:w="1474"/>
+                </w:tcPr>
+                <w:p>
+                  <w:pPr>
+                    <w:pStyle w:val="Compact"/>
+                  </w:pPr>
+                  <w:r>
+                    <w:rPr>
+                      <w:sz w:val="19"/>
                     </w:rPr>
                     <w:t xml:space="preserve">0.08 Wh/m</w:t>
                   </w:r>
@@ -18168,15 +18301,15 @@
               </w:tc>
               <w:tc>
                 <w:tcPr>
-                  <w:tcW w:type="dxa" w:w="1793"/>
-                </w:tcPr>
-                <w:p>
-                  <w:pPr>
-                    <w:pStyle w:val="Compact"/>
-                  </w:pPr>
-                  <w:r>
-                    <w:rPr>
-                      <w:sz w:val="20"/>
+                  <w:tcW w:type="dxa" w:w="1776"/>
+                </w:tcPr>
+                <w:p>
+                  <w:pPr>
+                    <w:pStyle w:val="Compact"/>
+                  </w:pPr>
+                  <w:r>
+                    <w:rPr>
+                      <w:sz w:val="19"/>
                     </w:rPr>
                     <w:t xml:space="preserve">0.002 Wh/(m·kg)</w:t>
                   </w:r>
@@ -18184,15 +18317,15 @@
               </w:tc>
               <w:tc>
                 <w:tcPr>
-                  <w:tcW w:type="dxa" w:w="1051"/>
-                </w:tcPr>
-                <w:p>
-                  <w:pPr>
-                    <w:pStyle w:val="Compact"/>
-                  </w:pPr>
-                  <w:r>
-                    <w:rPr>
-                      <w:sz w:val="20"/>
+                  <w:tcW w:type="dxa" w:w="1071"/>
+                </w:tcPr>
+                <w:p>
+                  <w:pPr>
+                    <w:pStyle w:val="Compact"/>
+                  </w:pPr>
+                  <w:r>
+                    <w:rPr>
+                      <w:sz w:val="19"/>
                     </w:rPr>
                     <w:t xml:space="preserve">12 m/s</w:t>
                   </w:r>
@@ -27494,12 +27627,12 @@
               <w:tblLook w:firstRow="1" w:lastRow="0" w:firstColumn="0" w:lastColumn="0" w:noHBand="0" w:noVBand="0" w:val="0020"/>
             </w:tblPr>
             <w:tblGrid>
-              <w:gridCol w:w="1105"/>
-              <w:gridCol w:w="1105"/>
-              <w:gridCol w:w="1995"/>
-              <w:gridCol w:w="1105"/>
-              <w:gridCol w:w="1105"/>
-              <w:gridCol w:w="2329"/>
+              <w:gridCol w:w="1138"/>
+              <w:gridCol w:w="1138"/>
+              <w:gridCol w:w="1944"/>
+              <w:gridCol w:w="1138"/>
+              <w:gridCol w:w="1138"/>
+              <w:gridCol w:w="2246"/>
             </w:tblGrid>
             <w:tr>
               <w:trPr>
@@ -27507,7 +27640,7 @@
               </w:trPr>
               <w:tc>
                 <w:tcPr>
-                  <w:tcW w:type="dxa" w:w="1105"/>
+                  <w:tcW w:type="dxa" w:w="1138"/>
                 </w:tcPr>
                 <w:p>
                   <w:pPr>
@@ -27516,6 +27649,7 @@
                   <w:r>
                     <w:rPr>
                       <w:rFonts w:hint="eastAsia"/>
+                      <w:sz w:val="19"/>
                     </w:rPr>
                     <w:t xml:space="preserve">时间预算</w:t>
                   </w:r>
@@ -27523,7 +27657,7 @@
               </w:tc>
               <w:tc>
                 <w:tcPr>
-                  <w:tcW w:type="dxa" w:w="1105"/>
+                  <w:tcW w:type="dxa" w:w="1138"/>
                 </w:tcPr>
                 <w:p>
                   <w:pPr>
@@ -27532,6 +27666,7 @@
                   <w:r>
                     <w:rPr>
                       <w:rFonts w:hint="eastAsia"/>
+                      <w:sz w:val="19"/>
                     </w:rPr>
                     <w:t xml:space="preserve">内存预算</w:t>
                   </w:r>
@@ -27539,7 +27674,7 @@
               </w:tc>
               <w:tc>
                 <w:tcPr>
-                  <w:tcW w:type="dxa" w:w="1995"/>
+                  <w:tcW w:type="dxa" w:w="1944"/>
                 </w:tcPr>
                 <w:p>
                   <w:pPr>
@@ -27548,6 +27683,7 @@
                   <w:r>
                     <w:rPr>
                       <w:rFonts w:hint="eastAsia"/>
+                      <w:sz w:val="19"/>
                     </w:rPr>
                     <w:t xml:space="preserve">模式判定</w:t>
                   </w:r>
@@ -27555,7 +27691,7 @@
               </w:tc>
               <w:tc>
                 <w:tcPr>
-                  <w:tcW w:type="dxa" w:w="1105"/>
+                  <w:tcW w:type="dxa" w:w="1138"/>
                 </w:tcPr>
                 <w:p>
                   <w:pPr>
@@ -27564,6 +27700,7 @@
                   <w:r>
                     <w:rPr>
                       <w:rFonts w:hint="eastAsia"/>
+                      <w:sz w:val="19"/>
                     </w:rPr>
                     <w:t xml:space="preserve">选中模式</w:t>
                   </w:r>
@@ -27571,7 +27708,7 @@
               </w:tc>
               <w:tc>
                 <w:tcPr>
-                  <w:tcW w:type="dxa" w:w="1105"/>
+                  <w:tcW w:type="dxa" w:w="1138"/>
                 </w:tcPr>
                 <w:p>
                   <w:pPr>
@@ -27580,6 +27717,7 @@
                   <w:r>
                     <w:rPr>
                       <w:rFonts w:hint="eastAsia"/>
+                      <w:sz w:val="19"/>
                     </w:rPr>
                     <w:t xml:space="preserve">求解耗时</w:t>
                   </w:r>
@@ -27587,7 +27725,7 @@
               </w:tc>
               <w:tc>
                 <w:tcPr>
-                  <w:tcW w:type="dxa" w:w="2329"/>
+                  <w:tcW w:type="dxa" w:w="2246"/>
                 </w:tcPr>
                 <w:p>
                   <w:pPr>
@@ -27596,6 +27734,7 @@
                   <w:r>
                     <w:rPr>
                       <w:rFonts w:hint="eastAsia"/>
+                      <w:sz w:val="19"/>
                     </w:rPr>
                     <w:t xml:space="preserve">总能耗</w:t>
                   </w:r>
@@ -27605,33 +27744,39 @@
             <w:tr>
               <w:tc>
                 <w:tcPr>
-                  <w:tcW w:type="dxa" w:w="1105"/>
-                </w:tcPr>
-                <w:p>
-                  <w:pPr>
-                    <w:pStyle w:val="Compact"/>
-                  </w:pPr>
-                  <w:r>
+                  <w:tcW w:type="dxa" w:w="1138"/>
+                </w:tcPr>
+                <w:p>
+                  <w:pPr>
+                    <w:pStyle w:val="Compact"/>
+                  </w:pPr>
+                  <w:r>
+                    <w:rPr>
+                      <w:sz w:val="19"/>
+                    </w:rPr>
                     <w:t xml:space="preserve">5.0 s</w:t>
                   </w:r>
                 </w:p>
               </w:tc>
               <w:tc>
                 <w:tcPr>
-                  <w:tcW w:type="dxa" w:w="1105"/>
-                </w:tcPr>
-                <w:p>
-                  <w:pPr>
-                    <w:pStyle w:val="Compact"/>
-                  </w:pPr>
-                  <w:r>
+                  <w:tcW w:type="dxa" w:w="1138"/>
+                </w:tcPr>
+                <w:p>
+                  <w:pPr>
+                    <w:pStyle w:val="Compact"/>
+                  </w:pPr>
+                  <w:r>
+                    <w:rPr>
+                      <w:sz w:val="19"/>
+                    </w:rPr>
                     <w:t xml:space="preserve">250 MB</w:t>
                   </w:r>
                 </w:p>
               </w:tc>
               <w:tc>
                 <w:tcPr>
-                  <w:tcW w:type="dxa" w:w="1995"/>
+                  <w:tcW w:type="dxa" w:w="1944"/>
                 </w:tcPr>
                 <w:p>
                   <w:pPr>
@@ -27640,6 +27785,7 @@
                   <w:r>
                     <w:rPr>
                       <w:rFonts w:hint="eastAsia"/>
+                      <w:sz w:val="19"/>
                     </w:rPr>
                     <w:t xml:space="preserve">估算均在预算内</w:t>
                   </w:r>
@@ -27647,7 +27793,7 @@
               </w:tc>
               <w:tc>
                 <w:tcPr>
-                  <w:tcW w:type="dxa" w:w="1105"/>
+                  <w:tcW w:type="dxa" w:w="1138"/>
                 </w:tcPr>
                 <w:p>
                   <w:pPr>
@@ -27658,6 +27804,7 @@
                       <w:rFonts w:hint="eastAsia"/>
                       <w:b/>
                       <w:bCs/>
+                      <w:sz w:val="19"/>
                     </w:rPr>
                     <w:t xml:space="preserve">精确模式</w:t>
                   </w:r>
@@ -27665,20 +27812,23 @@
               </w:tc>
               <w:tc>
                 <w:tcPr>
-                  <w:tcW w:type="dxa" w:w="1105"/>
-                </w:tcPr>
-                <w:p>
-                  <w:pPr>
-                    <w:pStyle w:val="Compact"/>
-                  </w:pPr>
-                  <w:r>
+                  <w:tcW w:type="dxa" w:w="1138"/>
+                </w:tcPr>
+                <w:p>
+                  <w:pPr>
+                    <w:pStyle w:val="Compact"/>
+                  </w:pPr>
+                  <w:r>
+                    <w:rPr>
+                      <w:sz w:val="19"/>
+                    </w:rPr>
                     <w:t xml:space="preserve">1.96 s</w:t>
                   </w:r>
                 </w:p>
               </w:tc>
               <w:tc>
                 <w:tcPr>
-                  <w:tcW w:type="dxa" w:w="2329"/>
+                  <w:tcW w:type="dxa" w:w="2246"/>
                 </w:tcPr>
                 <w:p>
                   <w:pPr>
@@ -27688,12 +27838,14 @@
                     <w:rPr>
                       <w:b/>
                       <w:bCs/>
+                      <w:sz w:val="19"/>
                     </w:rPr>
                     <w:t xml:space="preserve">1420.00 Wh</w:t>
                   </w:r>
                   <w:r>
                     <w:rPr>
                       <w:rFonts w:hint="eastAsia"/>
+                      <w:sz w:val="19"/>
                     </w:rPr>
                     <w:t xml:space="preserve">（最优）</w:t>
                   </w:r>
@@ -27703,33 +27855,39 @@
             <w:tr>
               <w:tc>
                 <w:tcPr>
-                  <w:tcW w:type="dxa" w:w="1105"/>
-                </w:tcPr>
-                <w:p>
-                  <w:pPr>
-                    <w:pStyle w:val="Compact"/>
-                  </w:pPr>
-                  <w:r>
+                  <w:tcW w:type="dxa" w:w="1138"/>
+                </w:tcPr>
+                <w:p>
+                  <w:pPr>
+                    <w:pStyle w:val="Compact"/>
+                  </w:pPr>
+                  <w:r>
+                    <w:rPr>
+                      <w:sz w:val="19"/>
+                    </w:rPr>
                     <w:t xml:space="preserve">0.5 s</w:t>
                   </w:r>
                 </w:p>
               </w:tc>
               <w:tc>
                 <w:tcPr>
-                  <w:tcW w:type="dxa" w:w="1105"/>
-                </w:tcPr>
-                <w:p>
-                  <w:pPr>
-                    <w:pStyle w:val="Compact"/>
-                  </w:pPr>
-                  <w:r>
+                  <w:tcW w:type="dxa" w:w="1138"/>
+                </w:tcPr>
+                <w:p>
+                  <w:pPr>
+                    <w:pStyle w:val="Compact"/>
+                  </w:pPr>
+                  <w:r>
+                    <w:rPr>
+                      <w:sz w:val="19"/>
+                    </w:rPr>
                     <w:t xml:space="preserve">250 MB</w:t>
                   </w:r>
                 </w:p>
               </w:tc>
               <w:tc>
                 <w:tcPr>
-                  <w:tcW w:type="dxa" w:w="1995"/>
+                  <w:tcW w:type="dxa" w:w="1944"/>
                 </w:tcPr>
                 <w:p>
                   <w:pPr>
@@ -27738,6 +27896,7 @@
                   <w:r>
                     <w:rPr>
                       <w:rFonts w:hint="eastAsia"/>
+                      <w:sz w:val="19"/>
                     </w:rPr>
                     <w:t xml:space="preserve">耗时估算超出预算</w:t>
                   </w:r>
@@ -27745,7 +27904,7 @@
               </w:tc>
               <w:tc>
                 <w:tcPr>
-                  <w:tcW w:type="dxa" w:w="1105"/>
+                  <w:tcW w:type="dxa" w:w="1138"/>
                 </w:tcPr>
                 <w:p>
                   <w:pPr>
@@ -27756,6 +27915,7 @@
                       <w:rFonts w:hint="eastAsia"/>
                       <w:b/>
                       <w:bCs/>
+                      <w:sz w:val="19"/>
                     </w:rPr>
                     <w:t xml:space="preserve">降级模式</w:t>
                   </w:r>
@@ -27763,7 +27923,7 @@
               </w:tc>
               <w:tc>
                 <w:tcPr>
-                  <w:tcW w:type="dxa" w:w="1105"/>
+                  <w:tcW w:type="dxa" w:w="1138"/>
                 </w:tcPr>
                 <w:p>
                   <w:pPr>
@@ -27773,6 +27933,7 @@
                     <w:rPr>
                       <w:b/>
                       <w:bCs/>
+                      <w:sz w:val="19"/>
                     </w:rPr>
                     <w:t xml:space="preserve">0.10 s</w:t>
                   </w:r>
@@ -27780,18 +27941,22 @@
               </w:tc>
               <w:tc>
                 <w:tcPr>
-                  <w:tcW w:type="dxa" w:w="2329"/>
-                </w:tcPr>
-                <w:p>
-                  <w:pPr>
-                    <w:pStyle w:val="Compact"/>
-                  </w:pPr>
-                  <w:r>
+                  <w:tcW w:type="dxa" w:w="2246"/>
+                </w:tcPr>
+                <w:p>
+                  <w:pPr>
+                    <w:pStyle w:val="Compact"/>
+                  </w:pPr>
+                  <w:r>
+                    <w:rPr>
+                      <w:sz w:val="19"/>
+                    </w:rPr>
                     <w:t xml:space="preserve">1489.75 </w:t>
                   </w:r>
                   <w:r>
                     <w:rPr>
                       <w:rFonts w:hint="eastAsia"/>
+                      <w:sz w:val="19"/>
                     </w:rPr>
                     <w:t xml:space="preserve">Wh（+4.9%）</w:t>
                   </w:r>
@@ -31123,11 +31288,11 @@
               <w:tblLook w:firstRow="1" w:lastRow="0" w:firstColumn="0" w:lastColumn="0" w:noHBand="0" w:noVBand="0" w:val="0020"/>
             </w:tblPr>
             <w:tblGrid>
-              <w:gridCol w:w="2430"/>
-              <w:gridCol w:w="856"/>
-              <w:gridCol w:w="934"/>
-              <w:gridCol w:w="856"/>
-              <w:gridCol w:w="934"/>
+              <w:gridCol w:w="2360"/>
+              <w:gridCol w:w="876"/>
+              <w:gridCol w:w="950"/>
+              <w:gridCol w:w="876"/>
+              <w:gridCol w:w="950"/>
             </w:tblGrid>
             <w:tr>
               <w:trPr>
@@ -31135,7 +31300,7 @@
               </w:trPr>
               <w:tc>
                 <w:tcPr>
-                  <w:tcW w:type="dxa" w:w="2430"/>
+                  <w:tcW w:type="dxa" w:w="2360"/>
                 </w:tcPr>
                 <w:p>
                   <w:pPr>
@@ -31144,7 +31309,7 @@
                   <w:r>
                     <w:rPr>
                       <w:rFonts w:hint="eastAsia"/>
-                      <w:sz w:val="15"/>
+                      <w:sz w:val="14"/>
                     </w:rPr>
                     <w:t xml:space="preserve">变体</w:t>
                   </w:r>
@@ -31152,7 +31317,7 @@
               </w:tc>
               <w:tc>
                 <w:tcPr>
-                  <w:tcW w:type="dxa" w:w="856"/>
+                  <w:tcW w:type="dxa" w:w="876"/>
                 </w:tcPr>
                 <w:p>
                   <w:pPr>
@@ -31161,20 +31326,20 @@
                   <w:r>
                     <w:rPr>
                       <w:rFonts w:hint="eastAsia"/>
-                      <w:sz w:val="15"/>
+                      <w:sz w:val="14"/>
                     </w:rPr>
                     <w:t xml:space="preserve">圆形</w:t>
                   </w:r>
                   <w:r>
                     <w:rPr>
-                      <w:sz w:val="15"/>
+                      <w:sz w:val="14"/>
                     </w:rPr>
                     <w:t xml:space="preserve"> 5 </w:t>
                   </w:r>
                   <w:r>
                     <w:rPr>
                       <w:rFonts w:hint="eastAsia"/>
-                      <w:sz w:val="15"/>
+                      <w:sz w:val="14"/>
                     </w:rPr>
                     <w:t xml:space="preserve">点</w:t>
                   </w:r>
@@ -31182,7 +31347,7 @@
               </w:tc>
               <w:tc>
                 <w:tcPr>
-                  <w:tcW w:type="dxa" w:w="934"/>
+                  <w:tcW w:type="dxa" w:w="950"/>
                 </w:tcPr>
                 <w:p>
                   <w:pPr>
@@ -31191,20 +31356,20 @@
                   <w:r>
                     <w:rPr>
                       <w:rFonts w:hint="eastAsia"/>
-                      <w:sz w:val="15"/>
+                      <w:sz w:val="14"/>
                     </w:rPr>
                     <w:t xml:space="preserve">圆形</w:t>
                   </w:r>
                   <w:r>
                     <w:rPr>
-                      <w:sz w:val="15"/>
+                      <w:sz w:val="14"/>
                     </w:rPr>
                     <w:t xml:space="preserve"> 20 </w:t>
                   </w:r>
                   <w:r>
                     <w:rPr>
                       <w:rFonts w:hint="eastAsia"/>
-                      <w:sz w:val="15"/>
+                      <w:sz w:val="14"/>
                     </w:rPr>
                     <w:t xml:space="preserve">点</w:t>
                   </w:r>
@@ -31212,7 +31377,7 @@
               </w:tc>
               <w:tc>
                 <w:tcPr>
-                  <w:tcW w:type="dxa" w:w="856"/>
+                  <w:tcW w:type="dxa" w:w="876"/>
                 </w:tcPr>
                 <w:p>
                   <w:pPr>
@@ -31221,20 +31386,20 @@
                   <w:r>
                     <w:rPr>
                       <w:rFonts w:hint="eastAsia"/>
-                      <w:sz w:val="15"/>
+                      <w:sz w:val="14"/>
                     </w:rPr>
                     <w:t xml:space="preserve">随机</w:t>
                   </w:r>
                   <w:r>
                     <w:rPr>
-                      <w:sz w:val="15"/>
+                      <w:sz w:val="14"/>
                     </w:rPr>
                     <w:t xml:space="preserve"> 5 </w:t>
                   </w:r>
                   <w:r>
                     <w:rPr>
                       <w:rFonts w:hint="eastAsia"/>
-                      <w:sz w:val="15"/>
+                      <w:sz w:val="14"/>
                     </w:rPr>
                     <w:t xml:space="preserve">点</w:t>
                   </w:r>
@@ -31242,7 +31407,7 @@
               </w:tc>
               <w:tc>
                 <w:tcPr>
-                  <w:tcW w:type="dxa" w:w="934"/>
+                  <w:tcW w:type="dxa" w:w="950"/>
                 </w:tcPr>
                 <w:p>
                   <w:pPr>
@@ -31251,20 +31416,20 @@
                   <w:r>
                     <w:rPr>
                       <w:rFonts w:hint="eastAsia"/>
-                      <w:sz w:val="15"/>
+                      <w:sz w:val="14"/>
                     </w:rPr>
                     <w:t xml:space="preserve">随机</w:t>
                   </w:r>
                   <w:r>
                     <w:rPr>
-                      <w:sz w:val="15"/>
+                      <w:sz w:val="14"/>
                     </w:rPr>
                     <w:t xml:space="preserve"> 20 </w:t>
                   </w:r>
                   <w:r>
                     <w:rPr>
                       <w:rFonts w:hint="eastAsia"/>
-                      <w:sz w:val="15"/>
+                      <w:sz w:val="14"/>
                     </w:rPr>
                     <w:t xml:space="preserve">点</w:t>
                   </w:r>
@@ -31274,7 +31439,7 @@
             <w:tr>
               <w:tc>
                 <w:tcPr>
-                  <w:tcW w:type="dxa" w:w="2430"/>
+                  <w:tcW w:type="dxa" w:w="2360"/>
                 </w:tcPr>
                 <w:p>
                   <w:pPr>
@@ -31283,7 +31448,7 @@
                   <w:r>
                     <w:rPr>
                       <w:rFonts w:hint="eastAsia"/>
-                      <w:sz w:val="15"/>
+                      <w:sz w:val="14"/>
                     </w:rPr>
                     <w:t xml:space="preserve">完整方法</w:t>
                   </w:r>
@@ -31291,15 +31456,15 @@
               </w:tc>
               <w:tc>
                 <w:tcPr>
-                  <w:tcW w:type="dxa" w:w="856"/>
-                </w:tcPr>
-                <w:p>
-                  <w:pPr>
-                    <w:pStyle w:val="Compact"/>
-                  </w:pPr>
-                  <w:r>
-                    <w:rPr>
-                      <w:sz w:val="15"/>
+                  <w:tcW w:type="dxa" w:w="876"/>
+                </w:tcPr>
+                <w:p>
+                  <w:pPr>
+                    <w:pStyle w:val="Compact"/>
+                  </w:pPr>
+                  <w:r>
+                    <w:rPr>
+                      <w:sz w:val="14"/>
                     </w:rPr>
                     <w:t xml:space="preserve">100.0%</w:t>
                   </w:r>
@@ -31307,15 +31472,15 @@
               </w:tc>
               <w:tc>
                 <w:tcPr>
-                  <w:tcW w:type="dxa" w:w="934"/>
-                </w:tcPr>
-                <w:p>
-                  <w:pPr>
-                    <w:pStyle w:val="Compact"/>
-                  </w:pPr>
-                  <w:r>
-                    <w:rPr>
-                      <w:sz w:val="15"/>
+                  <w:tcW w:type="dxa" w:w="950"/>
+                </w:tcPr>
+                <w:p>
+                  <w:pPr>
+                    <w:pStyle w:val="Compact"/>
+                  </w:pPr>
+                  <w:r>
+                    <w:rPr>
+                      <w:sz w:val="14"/>
                     </w:rPr>
                     <w:t xml:space="preserve">100.0%</w:t>
                   </w:r>
@@ -31323,15 +31488,15 @@
               </w:tc>
               <w:tc>
                 <w:tcPr>
-                  <w:tcW w:type="dxa" w:w="856"/>
-                </w:tcPr>
-                <w:p>
-                  <w:pPr>
-                    <w:pStyle w:val="Compact"/>
-                  </w:pPr>
-                  <w:r>
-                    <w:rPr>
-                      <w:sz w:val="15"/>
+                  <w:tcW w:type="dxa" w:w="876"/>
+                </w:tcPr>
+                <w:p>
+                  <w:pPr>
+                    <w:pStyle w:val="Compact"/>
+                  </w:pPr>
+                  <w:r>
+                    <w:rPr>
+                      <w:sz w:val="14"/>
                     </w:rPr>
                     <w:t xml:space="preserve">100.0%</w:t>
                   </w:r>
@@ -31339,15 +31504,15 @@
               </w:tc>
               <w:tc>
                 <w:tcPr>
-                  <w:tcW w:type="dxa" w:w="934"/>
-                </w:tcPr>
-                <w:p>
-                  <w:pPr>
-                    <w:pStyle w:val="Compact"/>
-                  </w:pPr>
-                  <w:r>
-                    <w:rPr>
-                      <w:sz w:val="15"/>
+                  <w:tcW w:type="dxa" w:w="950"/>
+                </w:tcPr>
+                <w:p>
+                  <w:pPr>
+                    <w:pStyle w:val="Compact"/>
+                  </w:pPr>
+                  <w:r>
+                    <w:rPr>
+                      <w:sz w:val="14"/>
                     </w:rPr>
                     <w:t xml:space="preserve">100.0%</w:t>
                   </w:r>
@@ -31357,7 +31522,7 @@
             <w:tr>
               <w:tc>
                 <w:tcPr>
-                  <w:tcW w:type="dxa" w:w="2430"/>
+                  <w:tcW w:type="dxa" w:w="2360"/>
                 </w:tcPr>
                 <w:p>
                   <w:pPr>
@@ -31366,7 +31531,7 @@
                   <w:r>
                     <w:rPr>
                       <w:rFonts w:hint="eastAsia"/>
-                      <w:sz w:val="15"/>
+                      <w:sz w:val="14"/>
                     </w:rPr>
                     <w:t xml:space="preserve">仅最近邻构造（无局部搜索）</w:t>
                   </w:r>
@@ -31374,15 +31539,15 @@
               </w:tc>
               <w:tc>
                 <w:tcPr>
-                  <w:tcW w:type="dxa" w:w="856"/>
-                </w:tcPr>
-                <w:p>
-                  <w:pPr>
-                    <w:pStyle w:val="Compact"/>
-                  </w:pPr>
-                  <w:r>
-                    <w:rPr>
-                      <w:sz w:val="15"/>
+                  <w:tcW w:type="dxa" w:w="876"/>
+                </w:tcPr>
+                <w:p>
+                  <w:pPr>
+                    <w:pStyle w:val="Compact"/>
+                  </w:pPr>
+                  <w:r>
+                    <w:rPr>
+                      <w:sz w:val="14"/>
                     </w:rPr>
                     <w:t xml:space="preserve">100.4%</w:t>
                   </w:r>
@@ -31390,15 +31555,15 @@
               </w:tc>
               <w:tc>
                 <w:tcPr>
-                  <w:tcW w:type="dxa" w:w="934"/>
-                </w:tcPr>
-                <w:p>
-                  <w:pPr>
-                    <w:pStyle w:val="Compact"/>
-                  </w:pPr>
-                  <w:r>
-                    <w:rPr>
-                      <w:sz w:val="15"/>
+                  <w:tcW w:type="dxa" w:w="950"/>
+                </w:tcPr>
+                <w:p>
+                  <w:pPr>
+                    <w:pStyle w:val="Compact"/>
+                  </w:pPr>
+                  <w:r>
+                    <w:rPr>
+                      <w:sz w:val="14"/>
                     </w:rPr>
                     <w:t xml:space="preserve">100.1%</w:t>
                   </w:r>
@@ -31406,15 +31571,15 @@
               </w:tc>
               <w:tc>
                 <w:tcPr>
-                  <w:tcW w:type="dxa" w:w="856"/>
-                </w:tcPr>
-                <w:p>
-                  <w:pPr>
-                    <w:pStyle w:val="Compact"/>
-                  </w:pPr>
-                  <w:r>
-                    <w:rPr>
-                      <w:sz w:val="15"/>
+                  <w:tcW w:type="dxa" w:w="876"/>
+                </w:tcPr>
+                <w:p>
+                  <w:pPr>
+                    <w:pStyle w:val="Compact"/>
+                  </w:pPr>
+                  <w:r>
+                    <w:rPr>
+                      <w:sz w:val="14"/>
                     </w:rPr>
                     <w:t xml:space="preserve">101.5%</w:t>
                   </w:r>
@@ -31422,7 +31587,7 @@
               </w:tc>
               <w:tc>
                 <w:tcPr>
-                  <w:tcW w:type="dxa" w:w="934"/>
+                  <w:tcW w:type="dxa" w:w="950"/>
                 </w:tcPr>
                 <w:p>
                   <w:pPr>
@@ -31432,7 +31597,7 @@
                     <w:rPr>
                       <w:b/>
                       <w:bCs/>
-                      <w:sz w:val="15"/>
+                      <w:sz w:val="14"/>
                     </w:rPr>
                     <w:t xml:space="preserve">105.2%</w:t>
                   </w:r>
@@ -31442,7 +31607,7 @@
             <w:tr>
               <w:tc>
                 <w:tcPr>
-                  <w:tcW w:type="dxa" w:w="2430"/>
+                  <w:tcW w:type="dxa" w:w="2360"/>
                 </w:tcPr>
                 <w:p>
                   <w:pPr>
@@ -31451,13 +31616,13 @@
                   <w:r>
                     <w:rPr>
                       <w:rFonts w:hint="eastAsia"/>
-                      <w:sz w:val="15"/>
+                      <w:sz w:val="14"/>
                     </w:rPr>
                     <w:t xml:space="preserve">去</w:t>
                   </w:r>
                   <w:r>
                     <w:rPr>
-                      <w:sz w:val="15"/>
+                      <w:sz w:val="14"/>
                     </w:rPr>
                     <w:t xml:space="preserve"> Or-opt</w:t>
                   </w:r>
@@ -31465,15 +31630,15 @@
               </w:tc>
               <w:tc>
                 <w:tcPr>
-                  <w:tcW w:type="dxa" w:w="856"/>
-                </w:tcPr>
-                <w:p>
-                  <w:pPr>
-                    <w:pStyle w:val="Compact"/>
-                  </w:pPr>
-                  <w:r>
-                    <w:rPr>
-                      <w:sz w:val="15"/>
+                  <w:tcW w:type="dxa" w:w="876"/>
+                </w:tcPr>
+                <w:p>
+                  <w:pPr>
+                    <w:pStyle w:val="Compact"/>
+                  </w:pPr>
+                  <w:r>
+                    <w:rPr>
+                      <w:sz w:val="14"/>
                     </w:rPr>
                     <w:t xml:space="preserve">100.3%</w:t>
                   </w:r>
@@ -31481,15 +31646,15 @@
               </w:tc>
               <w:tc>
                 <w:tcPr>
-                  <w:tcW w:type="dxa" w:w="934"/>
-                </w:tcPr>
-                <w:p>
-                  <w:pPr>
-                    <w:pStyle w:val="Compact"/>
-                  </w:pPr>
-                  <w:r>
-                    <w:rPr>
-                      <w:sz w:val="15"/>
+                  <w:tcW w:type="dxa" w:w="950"/>
+                </w:tcPr>
+                <w:p>
+                  <w:pPr>
+                    <w:pStyle w:val="Compact"/>
+                  </w:pPr>
+                  <w:r>
+                    <w:rPr>
+                      <w:sz w:val="14"/>
                     </w:rPr>
                     <w:t xml:space="preserve">100.1%</w:t>
                   </w:r>
@@ -31497,15 +31662,15 @@
               </w:tc>
               <w:tc>
                 <w:tcPr>
-                  <w:tcW w:type="dxa" w:w="856"/>
-                </w:tcPr>
-                <w:p>
-                  <w:pPr>
-                    <w:pStyle w:val="Compact"/>
-                  </w:pPr>
-                  <w:r>
-                    <w:rPr>
-                      <w:sz w:val="15"/>
+                  <w:tcW w:type="dxa" w:w="876"/>
+                </w:tcPr>
+                <w:p>
+                  <w:pPr>
+                    <w:pStyle w:val="Compact"/>
+                  </w:pPr>
+                  <w:r>
+                    <w:rPr>
+                      <w:sz w:val="14"/>
                     </w:rPr>
                     <w:t xml:space="preserve">100.0%</w:t>
                   </w:r>
@@ -31513,7 +31678,7 @@
               </w:tc>
               <w:tc>
                 <w:tcPr>
-                  <w:tcW w:type="dxa" w:w="934"/>
+                  <w:tcW w:type="dxa" w:w="950"/>
                 </w:tcPr>
                 <w:p>
                   <w:pPr>
@@ -31523,7 +31688,7 @@
                     <w:rPr>
                       <w:b/>
                       <w:bCs/>
-                      <w:sz w:val="15"/>
+                      <w:sz w:val="14"/>
                     </w:rPr>
                     <w:t xml:space="preserve">103.1%</w:t>
                   </w:r>
@@ -31533,7 +31698,7 @@
             <w:tr>
               <w:tc>
                 <w:tcPr>
-                  <w:tcW w:type="dxa" w:w="2430"/>
+                  <w:tcW w:type="dxa" w:w="2360"/>
                 </w:tcPr>
                 <w:p>
                   <w:pPr>
@@ -31542,13 +31707,13 @@
                   <w:r>
                     <w:rPr>
                       <w:rFonts w:hint="eastAsia"/>
-                      <w:sz w:val="15"/>
+                      <w:sz w:val="14"/>
                     </w:rPr>
                     <w:t xml:space="preserve">去</w:t>
                   </w:r>
                   <w:r>
                     <w:rPr>
-                      <w:sz w:val="15"/>
+                      <w:sz w:val="14"/>
                     </w:rPr>
                     <w:t xml:space="preserve"> 2-opt</w:t>
                   </w:r>
@@ -31556,15 +31721,15 @@
               </w:tc>
               <w:tc>
                 <w:tcPr>
-                  <w:tcW w:type="dxa" w:w="856"/>
-                </w:tcPr>
-                <w:p>
-                  <w:pPr>
-                    <w:pStyle w:val="Compact"/>
-                  </w:pPr>
-                  <w:r>
-                    <w:rPr>
-                      <w:sz w:val="15"/>
+                  <w:tcW w:type="dxa" w:w="876"/>
+                </w:tcPr>
+                <w:p>
+                  <w:pPr>
+                    <w:pStyle w:val="Compact"/>
+                  </w:pPr>
+                  <w:r>
+                    <w:rPr>
+                      <w:sz w:val="14"/>
                     </w:rPr>
                     <w:t xml:space="preserve">100.1%</w:t>
                   </w:r>
@@ -31572,15 +31737,15 @@
               </w:tc>
               <w:tc>
                 <w:tcPr>
-                  <w:tcW w:type="dxa" w:w="934"/>
-                </w:tcPr>
-                <w:p>
-                  <w:pPr>
-                    <w:pStyle w:val="Compact"/>
-                  </w:pPr>
-                  <w:r>
-                    <w:rPr>
-                      <w:sz w:val="15"/>
+                  <w:tcW w:type="dxa" w:w="950"/>
+                </w:tcPr>
+                <w:p>
+                  <w:pPr>
+                    <w:pStyle w:val="Compact"/>
+                  </w:pPr>
+                  <w:r>
+                    <w:rPr>
+                      <w:sz w:val="14"/>
                     </w:rPr>
                     <w:t xml:space="preserve">100.0%</w:t>
                   </w:r>
@@ -31588,15 +31753,15 @@
               </w:tc>
               <w:tc>
                 <w:tcPr>
-                  <w:tcW w:type="dxa" w:w="856"/>
-                </w:tcPr>
-                <w:p>
-                  <w:pPr>
-                    <w:pStyle w:val="Compact"/>
-                  </w:pPr>
-                  <w:r>
-                    <w:rPr>
-                      <w:sz w:val="15"/>
+                  <w:tcW w:type="dxa" w:w="876"/>
+                </w:tcPr>
+                <w:p>
+                  <w:pPr>
+                    <w:pStyle w:val="Compact"/>
+                  </w:pPr>
+                  <w:r>
+                    <w:rPr>
+                      <w:sz w:val="14"/>
                     </w:rPr>
                     <w:t xml:space="preserve">100.9%</w:t>
                   </w:r>
@@ -31604,15 +31769,15 @@
               </w:tc>
               <w:tc>
                 <w:tcPr>
-                  <w:tcW w:type="dxa" w:w="934"/>
-                </w:tcPr>
-                <w:p>
-                  <w:pPr>
-                    <w:pStyle w:val="Compact"/>
-                  </w:pPr>
-                  <w:r>
-                    <w:rPr>
-                      <w:sz w:val="15"/>
+                  <w:tcW w:type="dxa" w:w="950"/>
+                </w:tcPr>
+                <w:p>
+                  <w:pPr>
+                    <w:pStyle w:val="Compact"/>
+                  </w:pPr>
+                  <w:r>
+                    <w:rPr>
+                      <w:sz w:val="14"/>
                     </w:rPr>
                     <w:t xml:space="preserve">100.2%</w:t>
                   </w:r>
@@ -31622,7 +31787,7 @@
             <w:tr>
               <w:tc>
                 <w:tcPr>
-                  <w:tcW w:type="dxa" w:w="2430"/>
+                  <w:tcW w:type="dxa" w:w="2360"/>
                 </w:tcPr>
                 <w:p>
                   <w:pPr>
@@ -31631,7 +31796,7 @@
                   <w:r>
                     <w:rPr>
                       <w:rFonts w:hint="eastAsia"/>
-                      <w:sz w:val="15"/>
+                      <w:sz w:val="14"/>
                     </w:rPr>
                     <w:t xml:space="preserve">固定载重（忽略载重-能耗耦合）</w:t>
                   </w:r>
@@ -31639,15 +31804,15 @@
               </w:tc>
               <w:tc>
                 <w:tcPr>
-                  <w:tcW w:type="dxa" w:w="856"/>
-                </w:tcPr>
-                <w:p>
-                  <w:pPr>
-                    <w:pStyle w:val="Compact"/>
-                  </w:pPr>
-                  <w:r>
-                    <w:rPr>
-                      <w:sz w:val="15"/>
+                  <w:tcW w:type="dxa" w:w="876"/>
+                </w:tcPr>
+                <w:p>
+                  <w:pPr>
+                    <w:pStyle w:val="Compact"/>
+                  </w:pPr>
+                  <w:r>
+                    <w:rPr>
+                      <w:sz w:val="14"/>
                     </w:rPr>
                     <w:t xml:space="preserve">101.7%</w:t>
                   </w:r>
@@ -31655,15 +31820,15 @@
               </w:tc>
               <w:tc>
                 <w:tcPr>
-                  <w:tcW w:type="dxa" w:w="934"/>
-                </w:tcPr>
-                <w:p>
-                  <w:pPr>
-                    <w:pStyle w:val="Compact"/>
-                  </w:pPr>
-                  <w:r>
-                    <w:rPr>
-                      <w:sz w:val="15"/>
+                  <w:tcW w:type="dxa" w:w="950"/>
+                </w:tcPr>
+                <w:p>
+                  <w:pPr>
+                    <w:pStyle w:val="Compact"/>
+                  </w:pPr>
+                  <w:r>
+                    <w:rPr>
+                      <w:sz w:val="14"/>
                     </w:rPr>
                     <w:t xml:space="preserve">102.4%</w:t>
                   </w:r>
@@ -31671,15 +31836,15 @@
               </w:tc>
               <w:tc>
                 <w:tcPr>
-                  <w:tcW w:type="dxa" w:w="856"/>
-                </w:tcPr>
-                <w:p>
-                  <w:pPr>
-                    <w:pStyle w:val="Compact"/>
-                  </w:pPr>
-                  <w:r>
-                    <w:rPr>
-                      <w:sz w:val="15"/>
+                  <w:tcW w:type="dxa" w:w="876"/>
+                </w:tcPr>
+                <w:p>
+                  <w:pPr>
+                    <w:pStyle w:val="Compact"/>
+                  </w:pPr>
+                  <w:r>
+                    <w:rPr>
+                      <w:sz w:val="14"/>
                     </w:rPr>
                     <w:t xml:space="preserve">102.1%</w:t>
                   </w:r>
@@ -31687,7 +31852,7 @@
               </w:tc>
               <w:tc>
                 <w:tcPr>
-                  <w:tcW w:type="dxa" w:w="934"/>
+                  <w:tcW w:type="dxa" w:w="950"/>
                 </w:tcPr>
                 <w:p>
                   <w:pPr>
@@ -31697,7 +31862,7 @@
                     <w:rPr>
                       <w:b/>
                       <w:bCs/>
-                      <w:sz w:val="15"/>
+                      <w:sz w:val="14"/>
                     </w:rPr>
                     <w:t xml:space="preserve">114.6%</w:t>
                   </w:r>
@@ -32733,9 +32898,9 @@
               <w:tblLook w:firstRow="1" w:lastRow="0" w:firstColumn="0" w:lastColumn="0" w:noHBand="0" w:noVBand="0" w:val="0020"/>
             </w:tblPr>
             <w:tblGrid>
-              <w:gridCol w:w="2406"/>
-              <w:gridCol w:w="1869"/>
-              <w:gridCol w:w="1735"/>
+              <w:gridCol w:w="2402"/>
+              <w:gridCol w:w="1870"/>
+              <w:gridCol w:w="1738"/>
             </w:tblGrid>
             <w:tr>
               <w:trPr>
@@ -32743,7 +32908,7 @@
               </w:trPr>
               <w:tc>
                 <w:tcPr>
-                  <w:tcW w:type="dxa" w:w="2406"/>
+                  <w:tcW w:type="dxa" w:w="2402"/>
                 </w:tcPr>
                 <w:p>
                   <w:pPr>
@@ -32752,7 +32917,7 @@
                   <w:r>
                     <w:rPr>
                       <w:rFonts w:hint="eastAsia"/>
-                      <w:sz w:val="15"/>
+                      <w:sz w:val="13"/>
                     </w:rPr>
                     <w:t xml:space="preserve">对照对象</w:t>
                   </w:r>
@@ -32760,7 +32925,7 @@
               </w:tc>
               <w:tc>
                 <w:tcPr>
-                  <w:tcW w:type="dxa" w:w="1869"/>
+                  <w:tcW w:type="dxa" w:w="1870"/>
                 </w:tcPr>
                 <w:p>
                   <w:pPr>
@@ -32769,7 +32934,7 @@
                   <w:r>
                     <w:rPr>
                       <w:rFonts w:hint="eastAsia"/>
-                      <w:sz w:val="15"/>
+                      <w:sz w:val="13"/>
                     </w:rPr>
                     <w:t xml:space="preserve">该对照输出不可行路线的实例</w:t>
                   </w:r>
@@ -32777,7 +32942,7 @@
               </w:tc>
               <w:tc>
                 <w:tcPr>
-                  <w:tcW w:type="dxa" w:w="1735"/>
+                  <w:tcW w:type="dxa" w:w="1738"/>
                 </w:tcPr>
                 <w:p>
                   <w:pPr>
@@ -32786,7 +32951,7 @@
                   <w:r>
                     <w:rPr>
                       <w:rFonts w:hint="eastAsia"/>
-                      <w:sz w:val="15"/>
+                      <w:sz w:val="13"/>
                     </w:rPr>
                     <w:t xml:space="preserve">本方法在相同实例上的结果</w:t>
                   </w:r>
@@ -32796,7 +32961,7 @@
             <w:tr>
               <w:tc>
                 <w:tcPr>
-                  <w:tcW w:type="dxa" w:w="2406"/>
+                  <w:tcW w:type="dxa" w:w="2402"/>
                 </w:tcPr>
                 <w:p>
                   <w:pPr>
@@ -32805,7 +32970,7 @@
                   <w:r>
                     <w:rPr>
                       <w:rFonts w:hint="eastAsia"/>
-                      <w:sz w:val="15"/>
+                      <w:sz w:val="13"/>
                     </w:rPr>
                     <w:t xml:space="preserve">几何最优（按求解器返回的回路方向）</w:t>
                   </w:r>
@@ -32813,7 +32978,7 @@
               </w:tc>
               <w:tc>
                 <w:tcPr>
-                  <w:tcW w:type="dxa" w:w="1869"/>
+                  <w:tcW w:type="dxa" w:w="1870"/>
                 </w:tcPr>
                 <w:p>
                   <w:pPr>
@@ -32822,33 +32987,33 @@
                   <w:r>
                     <w:rPr>
                       <w:rFonts w:hint="eastAsia"/>
-                      <w:sz w:val="15"/>
+                      <w:sz w:val="13"/>
                     </w:rPr>
                     <w:t xml:space="preserve">种子</w:t>
                   </w:r>
                   <w:r>
                     <w:rPr>
-                      <w:sz w:val="15"/>
+                      <w:sz w:val="13"/>
                     </w:rPr>
                     <w:t xml:space="preserve"> </w:t>
                   </w:r>
                   <w:r>
                     <w:rPr>
                       <w:rFonts w:hint="eastAsia"/>
-                      <w:sz w:val="15"/>
+                      <w:sz w:val="13"/>
                     </w:rPr>
                     <w:t xml:space="preserve">9（1</w:t>
                   </w:r>
                   <w:r>
                     <w:rPr>
-                      <w:sz w:val="15"/>
+                      <w:sz w:val="13"/>
                     </w:rPr>
                     <w:t xml:space="preserve"> </w:t>
                   </w:r>
                   <w:r>
                     <w:rPr>
                       <w:rFonts w:hint="eastAsia"/>
-                      <w:sz w:val="15"/>
+                      <w:sz w:val="13"/>
                     </w:rPr>
                     <w:t xml:space="preserve">例）</w:t>
                   </w:r>
@@ -32856,7 +33021,7 @@
               </w:tc>
               <w:tc>
                 <w:tcPr>
-                  <w:tcW w:type="dxa" w:w="1735"/>
+                  <w:tcW w:type="dxa" w:w="1738"/>
                 </w:tcPr>
                 <w:p>
                   <w:pPr>
@@ -32865,7 +33030,7 @@
                   <w:r>
                     <w:rPr>
                       <w:rFonts w:hint="eastAsia"/>
-                      <w:sz w:val="15"/>
+                      <w:sz w:val="13"/>
                     </w:rPr>
                     <w:t xml:space="preserve">同样不可行（未体现优势）</w:t>
                   </w:r>
@@ -32875,7 +33040,7 @@
             <w:tr>
               <w:tc>
                 <w:tcPr>
-                  <w:tcW w:type="dxa" w:w="2406"/>
+                  <w:tcW w:type="dxa" w:w="2402"/>
                 </w:tcPr>
                 <w:p>
                   <w:pPr>
@@ -32884,13 +33049,13 @@
                   <w:r>
                     <w:rPr>
                       <w:rFonts w:hint="eastAsia"/>
-                      <w:sz w:val="15"/>
+                      <w:sz w:val="13"/>
                     </w:rPr>
                     <w:t xml:space="preserve">通用求解器基线</w:t>
                   </w:r>
                   <w:r>
                     <w:rPr>
-                      <w:sz w:val="15"/>
+                      <w:sz w:val="13"/>
                     </w:rPr>
                     <w:t xml:space="preserve"> PyVRP</w:t>
                   </w:r>
@@ -32898,7 +33063,7 @@
               </w:tc>
               <w:tc>
                 <w:tcPr>
-                  <w:tcW w:type="dxa" w:w="1869"/>
+                  <w:tcW w:type="dxa" w:w="1870"/>
                 </w:tcPr>
                 <w:p>
                   <w:pPr>
@@ -32907,33 +33072,33 @@
                   <w:r>
                     <w:rPr>
                       <w:rFonts w:hint="eastAsia"/>
-                      <w:sz w:val="15"/>
+                      <w:sz w:val="13"/>
                     </w:rPr>
                     <w:t xml:space="preserve">种子</w:t>
                   </w:r>
                   <w:r>
                     <w:rPr>
-                      <w:sz w:val="15"/>
+                      <w:sz w:val="13"/>
                     </w:rPr>
                     <w:t xml:space="preserve"> </w:t>
                   </w:r>
                   <w:r>
                     <w:rPr>
                       <w:rFonts w:hint="eastAsia"/>
-                      <w:sz w:val="15"/>
+                      <w:sz w:val="13"/>
                     </w:rPr>
                     <w:t xml:space="preserve">4、7（2</w:t>
                   </w:r>
                   <w:r>
                     <w:rPr>
-                      <w:sz w:val="15"/>
+                      <w:sz w:val="13"/>
                     </w:rPr>
                     <w:t xml:space="preserve"> </w:t>
                   </w:r>
                   <w:r>
                     <w:rPr>
                       <w:rFonts w:hint="eastAsia"/>
-                      <w:sz w:val="15"/>
+                      <w:sz w:val="13"/>
                     </w:rPr>
                     <w:t xml:space="preserve">例）</w:t>
                   </w:r>
@@ -32941,7 +33106,7 @@
               </w:tc>
               <w:tc>
                 <w:tcPr>
-                  <w:tcW w:type="dxa" w:w="1735"/>
+                  <w:tcW w:type="dxa" w:w="1738"/>
                 </w:tcPr>
                 <w:p>
                   <w:pPr>
@@ -32950,7 +33115,7 @@
                   <w:r>
                     <w:rPr>
                       <w:rFonts w:hint="eastAsia"/>
-                      <w:sz w:val="15"/>
+                      <w:sz w:val="13"/>
                     </w:rPr>
                     <w:t xml:space="preserve">均给出可行解</w:t>
                   </w:r>
@@ -33008,9 +33173,9 @@
               <w:tblLook w:firstRow="1" w:lastRow="0" w:firstColumn="0" w:lastColumn="0" w:noHBand="0" w:noVBand="0" w:val="0020"/>
             </w:tblPr>
             <w:tblGrid>
-              <w:gridCol w:w="2978"/>
-              <w:gridCol w:w="1236"/>
-              <w:gridCol w:w="1796"/>
+              <w:gridCol w:w="2969"/>
+              <w:gridCol w:w="1243"/>
+              <w:gridCol w:w="1798"/>
             </w:tblGrid>
             <w:tr>
               <w:trPr>
@@ -33018,7 +33183,7 @@
               </w:trPr>
               <w:tc>
                 <w:tcPr>
-                  <w:tcW w:type="dxa" w:w="2978"/>
+                  <w:tcW w:type="dxa" w:w="2969"/>
                 </w:tcPr>
                 <w:p>
                   <w:pPr>
@@ -33027,7 +33192,7 @@
                   <w:r>
                     <w:rPr>
                       <w:rFonts w:hint="eastAsia"/>
-                      <w:sz w:val="15"/>
+                      <w:sz w:val="13"/>
                     </w:rPr>
                     <w:t xml:space="preserve">对照对象</w:t>
                   </w:r>
@@ -33035,7 +33200,7 @@
               </w:tc>
               <w:tc>
                 <w:tcPr>
-                  <w:tcW w:type="dxa" w:w="1236"/>
+                  <w:tcW w:type="dxa" w:w="1243"/>
                 </w:tcPr>
                 <w:p>
                   <w:pPr>
@@ -33044,7 +33209,7 @@
                   <w:r>
                     <w:rPr>
                       <w:rFonts w:hint="eastAsia"/>
-                      <w:sz w:val="15"/>
+                      <w:sz w:val="13"/>
                     </w:rPr>
                     <w:t xml:space="preserve">该对照的不可行实例</w:t>
                   </w:r>
@@ -33052,7 +33217,7 @@
               </w:tc>
               <w:tc>
                 <w:tcPr>
-                  <w:tcW w:type="dxa" w:w="1796"/>
+                  <w:tcW w:type="dxa" w:w="1798"/>
                 </w:tcPr>
                 <w:p>
                   <w:pPr>
@@ -33061,7 +33226,7 @@
                   <w:r>
                     <w:rPr>
                       <w:rFonts w:hint="eastAsia"/>
-                      <w:sz w:val="15"/>
+                      <w:sz w:val="13"/>
                     </w:rPr>
                     <w:t xml:space="preserve">本方法相对该基线的表现</w:t>
                   </w:r>
@@ -33071,7 +33236,7 @@
             <w:tr>
               <w:tc>
                 <w:tcPr>
-                  <w:tcW w:type="dxa" w:w="2978"/>
+                  <w:tcW w:type="dxa" w:w="2969"/>
                 </w:tcPr>
                 <w:p>
                   <w:pPr>
@@ -33080,7 +33245,7 @@
                   <w:r>
                     <w:rPr>
                       <w:rFonts w:hint="eastAsia"/>
-                      <w:sz w:val="15"/>
+                      <w:sz w:val="13"/>
                     </w:rPr>
                     <w:t xml:space="preserve">几何最优回路（两方向中就可行且能耗更低者择优）</w:t>
                   </w:r>
@@ -33088,22 +33253,22 @@
               </w:tc>
               <w:tc>
                 <w:tcPr>
-                  <w:tcW w:type="dxa" w:w="1236"/>
-                </w:tcPr>
-                <w:p>
-                  <w:pPr>
-                    <w:pStyle w:val="Compact"/>
-                  </w:pPr>
-                  <w:r>
-                    <w:rPr>
-                      <w:sz w:val="15"/>
+                  <w:tcW w:type="dxa" w:w="1243"/>
+                </w:tcPr>
+                <w:p>
+                  <w:pPr>
+                    <w:pStyle w:val="Compact"/>
+                  </w:pPr>
+                  <w:r>
+                    <w:rPr>
+                      <w:sz w:val="13"/>
                     </w:rPr>
                     <w:t xml:space="preserve">0 </w:t>
                   </w:r>
                   <w:r>
                     <w:rPr>
                       <w:rFonts w:hint="eastAsia"/>
-                      <w:sz w:val="15"/>
+                      <w:sz w:val="13"/>
                     </w:rPr>
                     <w:t xml:space="preserve">例</w:t>
                   </w:r>
@@ -33111,7 +33276,7 @@
               </w:tc>
               <w:tc>
                 <w:tcPr>
-                  <w:tcW w:type="dxa" w:w="1796"/>
+                  <w:tcW w:type="dxa" w:w="1798"/>
                 </w:tcPr>
                 <w:p>
                   <w:pPr>
@@ -33120,20 +33285,20 @@
                   <w:r>
                     <w:rPr>
                       <w:rFonts w:hint="eastAsia"/>
-                      <w:sz w:val="15"/>
+                      <w:sz w:val="13"/>
                     </w:rPr>
                     <w:t xml:space="preserve">在种子</w:t>
                   </w:r>
                   <w:r>
                     <w:rPr>
-                      <w:sz w:val="15"/>
+                      <w:sz w:val="13"/>
                     </w:rPr>
                     <w:t xml:space="preserve"> 9 </w:t>
                   </w:r>
                   <w:r>
                     <w:rPr>
                       <w:rFonts w:hint="eastAsia"/>
-                      <w:sz w:val="15"/>
+                      <w:sz w:val="13"/>
                     </w:rPr>
                     <w:t xml:space="preserve">上本方法劣于该基线</w:t>
                   </w:r>
@@ -34551,8 +34716,8 @@
               <w:tblLook w:firstRow="1" w:lastRow="0" w:firstColumn="0" w:lastColumn="0" w:noHBand="0" w:noVBand="0" w:val="0020"/>
             </w:tblPr>
             <w:tblGrid>
-              <w:gridCol w:w="3450"/>
-              <w:gridCol w:w="2560"/>
+              <w:gridCol w:w="3408"/>
+              <w:gridCol w:w="2602"/>
             </w:tblGrid>
             <w:tr>
               <w:trPr>
@@ -34560,7 +34725,7 @@
               </w:trPr>
               <w:tc>
                 <w:tcPr>
-                  <w:tcW w:type="dxa" w:w="3450"/>
+                  <w:tcW w:type="dxa" w:w="3408"/>
                 </w:tcPr>
                 <w:p>
                   <w:pPr>
@@ -34569,6 +34734,7 @@
                   <w:r>
                     <w:rPr>
                       <w:rFonts w:hint="eastAsia"/>
+                      <w:sz w:val="19"/>
                     </w:rPr>
                     <w:t xml:space="preserve">指标</w:t>
                   </w:r>
@@ -34576,7 +34742,7 @@
               </w:tc>
               <w:tc>
                 <w:tcPr>
-                  <w:tcW w:type="dxa" w:w="2560"/>
+                  <w:tcW w:type="dxa" w:w="2602"/>
                 </w:tcPr>
                 <w:p>
                   <w:pPr>
@@ -34585,6 +34751,7 @@
                   <w:r>
                     <w:rPr>
                       <w:rFonts w:hint="eastAsia"/>
+                      <w:sz w:val="19"/>
                     </w:rPr>
                     <w:t xml:space="preserve">数值</w:t>
                   </w:r>
@@ -34594,7 +34761,7 @@
             <w:tr>
               <w:tc>
                 <w:tcPr>
-                  <w:tcW w:type="dxa" w:w="3450"/>
+                  <w:tcW w:type="dxa" w:w="3408"/>
                 </w:tcPr>
                 <w:p>
                   <w:pPr>
@@ -34603,6 +34770,7 @@
                   <w:r>
                     <w:rPr>
                       <w:rFonts w:hint="eastAsia"/>
+                      <w:sz w:val="19"/>
                     </w:rPr>
                     <w:t xml:space="preserve">与精确最优</w:t>
                   </w:r>
@@ -34611,6 +34779,7 @@
                       <w:rFonts w:hint="eastAsia"/>
                       <w:b/>
                       <w:bCs/>
+                      <w:sz w:val="19"/>
                     </w:rPr>
                     <w:t xml:space="preserve">序列完全相同</w:t>
                   </w:r>
@@ -34618,7 +34787,7 @@
               </w:tc>
               <w:tc>
                 <w:tcPr>
-                  <w:tcW w:type="dxa" w:w="2560"/>
+                  <w:tcW w:type="dxa" w:w="2602"/>
                 </w:tcPr>
                 <w:p>
                   <w:pPr>
@@ -34627,6 +34796,7 @@
                   <w:r>
                     <w:rPr>
                       <w:rFonts w:hint="eastAsia"/>
+                      <w:sz w:val="19"/>
                     </w:rPr>
                     <w:t xml:space="preserve">45/69（</w:t>
                   </w:r>
@@ -34634,12 +34804,14 @@
                     <w:rPr>
                       <w:b/>
                       <w:bCs/>
+                      <w:sz w:val="19"/>
                     </w:rPr>
                     <w:t xml:space="preserve">65.2%</w:t>
                   </w:r>
                   <w:r>
                     <w:rPr>
                       <w:rFonts w:hint="eastAsia"/>
+                      <w:sz w:val="19"/>
                     </w:rPr>
                     <w:t xml:space="preserve">）</w:t>
                   </w:r>
@@ -34649,7 +34821,7 @@
             <w:tr>
               <w:tc>
                 <w:tcPr>
-                  <w:tcW w:type="dxa" w:w="3450"/>
+                  <w:tcW w:type="dxa" w:w="3408"/>
                 </w:tcPr>
                 <w:p>
                   <w:pPr>
@@ -34658,10 +34830,14 @@
                   <w:r>
                     <w:rPr>
                       <w:rFonts w:hint="eastAsia"/>
+                      <w:sz w:val="19"/>
                     </w:rPr>
                     <w:t xml:space="preserve">距最优</w:t>
                   </w:r>
                   <w:r>
+                    <w:rPr>
+                      <w:sz w:val="19"/>
+                    </w:rPr>
                     <w:t xml:space="preserve"> </w:t>
                   </w:r>
                   <m:oMath>
@@ -34685,7 +34861,7 @@
               </w:tc>
               <w:tc>
                 <w:tcPr>
-                  <w:tcW w:type="dxa" w:w="2560"/>
+                  <w:tcW w:type="dxa" w:w="2602"/>
                 </w:tcPr>
                 <w:p>
                   <w:pPr>
@@ -34694,6 +34870,7 @@
                   <w:r>
                     <w:rPr>
                       <w:rFonts w:hint="eastAsia"/>
+                      <w:sz w:val="19"/>
                     </w:rPr>
                     <w:t xml:space="preserve">67/69（</w:t>
                   </w:r>
@@ -34701,12 +34878,14 @@
                     <w:rPr>
                       <w:b/>
                       <w:bCs/>
+                      <w:sz w:val="19"/>
                     </w:rPr>
                     <w:t xml:space="preserve">97.1%</w:t>
                   </w:r>
                   <w:r>
                     <w:rPr>
                       <w:rFonts w:hint="eastAsia"/>
+                      <w:sz w:val="19"/>
                     </w:rPr>
                     <w:t xml:space="preserve">）</w:t>
                   </w:r>
@@ -34716,7 +34895,7 @@
             <w:tr>
               <w:tc>
                 <w:tcPr>
-                  <w:tcW w:type="dxa" w:w="3450"/>
+                  <w:tcW w:type="dxa" w:w="3408"/>
                 </w:tcPr>
                 <w:p>
                   <w:pPr>
@@ -34725,6 +34904,7 @@
                   <w:r>
                     <w:rPr>
                       <w:rFonts w:hint="eastAsia"/>
+                      <w:sz w:val="19"/>
                     </w:rPr>
                     <w:t xml:space="preserve">平均差距（相对最优）</w:t>
                   </w:r>
@@ -34732,7 +34912,7 @@
               </w:tc>
               <w:tc>
                 <w:tcPr>
-                  <w:tcW w:type="dxa" w:w="2560"/>
+                  <w:tcW w:type="dxa" w:w="2602"/>
                 </w:tcPr>
                 <w:p>
                   <w:pPr>
@@ -34742,6 +34922,7 @@
                     <w:rPr>
                       <w:b/>
                       <w:bCs/>
+                      <w:sz w:val="19"/>
                     </w:rPr>
                     <w:t xml:space="preserve">0.429%</w:t>
                   </w:r>
@@ -34751,7 +34932,7 @@
             <w:tr>
               <w:tc>
                 <w:tcPr>
-                  <w:tcW w:type="dxa" w:w="3450"/>
+                  <w:tcW w:type="dxa" w:w="3408"/>
                 </w:tcPr>
                 <w:p>
                   <w:pPr>
@@ -34760,6 +34941,7 @@
                   <w:r>
                     <w:rPr>
                       <w:rFonts w:hint="eastAsia"/>
+                      <w:sz w:val="19"/>
                     </w:rPr>
                     <w:t xml:space="preserve">最大差距</w:t>
                   </w:r>
@@ -34767,13 +34949,16 @@
               </w:tc>
               <w:tc>
                 <w:tcPr>
-                  <w:tcW w:type="dxa" w:w="2560"/>
-                </w:tcPr>
-                <w:p>
-                  <w:pPr>
-                    <w:pStyle w:val="Compact"/>
-                  </w:pPr>
-                  <w:r>
+                  <w:tcW w:type="dxa" w:w="2602"/>
+                </w:tcPr>
+                <w:p>
+                  <w:pPr>
+                    <w:pStyle w:val="Compact"/>
+                  </w:pPr>
+                  <w:r>
+                    <w:rPr>
+                      <w:sz w:val="19"/>
+                    </w:rPr>
                     <w:t xml:space="preserve">8.643%</w:t>
                   </w:r>
                 </w:p>
@@ -35401,10 +35586,10 @@
               <w:tblLook w:firstRow="1" w:lastRow="0" w:firstColumn="0" w:lastColumn="0" w:noHBand="0" w:noVBand="0" w:val="0020"/>
             </w:tblPr>
             <w:tblGrid>
-              <w:gridCol w:w="1558"/>
-              <w:gridCol w:w="1558"/>
-              <w:gridCol w:w="1558"/>
-              <w:gridCol w:w="1336"/>
+              <w:gridCol w:w="1553"/>
+              <w:gridCol w:w="1553"/>
+              <w:gridCol w:w="1553"/>
+              <w:gridCol w:w="1351"/>
             </w:tblGrid>
             <w:tr>
               <w:trPr>
@@ -35412,7 +35597,7 @@
               </w:trPr>
               <w:tc>
                 <w:tcPr>
-                  <w:tcW w:type="dxa" w:w="1558"/>
+                  <w:tcW w:type="dxa" w:w="1553"/>
                 </w:tcPr>
                 <w:p>
                   <w:pPr>
@@ -35421,6 +35606,7 @@
                   <w:r>
                     <w:rPr>
                       <w:rFonts w:hint="eastAsia"/>
+                      <w:sz w:val="19"/>
                     </w:rPr>
                     <w:t xml:space="preserve">时间预算</w:t>
                   </w:r>
@@ -35428,7 +35614,7 @@
               </w:tc>
               <w:tc>
                 <w:tcPr>
-                  <w:tcW w:type="dxa" w:w="1558"/>
+                  <w:tcW w:type="dxa" w:w="1553"/>
                 </w:tcPr>
                 <w:p>
                   <w:pPr>
@@ -35437,6 +35623,7 @@
                   <w:r>
                     <w:rPr>
                       <w:rFonts w:hint="eastAsia"/>
+                      <w:sz w:val="19"/>
                     </w:rPr>
                     <w:t xml:space="preserve">选中模式</w:t>
                   </w:r>
@@ -35444,7 +35631,7 @@
               </w:tc>
               <w:tc>
                 <w:tcPr>
-                  <w:tcW w:type="dxa" w:w="1558"/>
+                  <w:tcW w:type="dxa" w:w="1553"/>
                 </w:tcPr>
                 <w:p>
                   <w:pPr>
@@ -35453,6 +35640,7 @@
                   <w:r>
                     <w:rPr>
                       <w:rFonts w:hint="eastAsia"/>
+                      <w:sz w:val="19"/>
                     </w:rPr>
                     <w:t xml:space="preserve">求解耗时</w:t>
                   </w:r>
@@ -35460,7 +35648,7 @@
               </w:tc>
               <w:tc>
                 <w:tcPr>
-                  <w:tcW w:type="dxa" w:w="1336"/>
+                  <w:tcW w:type="dxa" w:w="1351"/>
                 </w:tcPr>
                 <w:p>
                   <w:pPr>
@@ -35469,6 +35657,7 @@
                   <w:r>
                     <w:rPr>
                       <w:rFonts w:hint="eastAsia"/>
+                      <w:sz w:val="19"/>
                     </w:rPr>
                     <w:t xml:space="preserve">总能耗</w:t>
                   </w:r>
@@ -35478,20 +35667,23 @@
             <w:tr>
               <w:tc>
                 <w:tcPr>
-                  <w:tcW w:type="dxa" w:w="1558"/>
-                </w:tcPr>
-                <w:p>
-                  <w:pPr>
-                    <w:pStyle w:val="Compact"/>
-                  </w:pPr>
-                  <w:r>
+                  <w:tcW w:type="dxa" w:w="1553"/>
+                </w:tcPr>
+                <w:p>
+                  <w:pPr>
+                    <w:pStyle w:val="Compact"/>
+                  </w:pPr>
+                  <w:r>
+                    <w:rPr>
+                      <w:sz w:val="19"/>
+                    </w:rPr>
                     <w:t xml:space="preserve">5.0 s</w:t>
                   </w:r>
                 </w:p>
               </w:tc>
               <w:tc>
                 <w:tcPr>
-                  <w:tcW w:type="dxa" w:w="1558"/>
+                  <w:tcW w:type="dxa" w:w="1553"/>
                 </w:tcPr>
                 <w:p>
                   <w:pPr>
@@ -35500,6 +35692,7 @@
                   <w:r>
                     <w:rPr>
                       <w:rFonts w:hint="eastAsia"/>
+                      <w:sz w:val="19"/>
                     </w:rPr>
                     <w:t xml:space="preserve">精确模式</w:t>
                   </w:r>
@@ -35507,20 +35700,23 @@
               </w:tc>
               <w:tc>
                 <w:tcPr>
-                  <w:tcW w:type="dxa" w:w="1558"/>
-                </w:tcPr>
-                <w:p>
-                  <w:pPr>
-                    <w:pStyle w:val="Compact"/>
-                  </w:pPr>
-                  <w:r>
+                  <w:tcW w:type="dxa" w:w="1553"/>
+                </w:tcPr>
+                <w:p>
+                  <w:pPr>
+                    <w:pStyle w:val="Compact"/>
+                  </w:pPr>
+                  <w:r>
+                    <w:rPr>
+                      <w:sz w:val="19"/>
+                    </w:rPr>
                     <w:t xml:space="preserve">1.96 s</w:t>
                   </w:r>
                 </w:p>
               </w:tc>
               <w:tc>
                 <w:tcPr>
-                  <w:tcW w:type="dxa" w:w="1336"/>
+                  <w:tcW w:type="dxa" w:w="1351"/>
                 </w:tcPr>
                 <w:p>
                   <w:pPr>
@@ -35530,6 +35726,7 @@
                     <w:rPr>
                       <w:b/>
                       <w:bCs/>
+                      <w:sz w:val="19"/>
                     </w:rPr>
                     <w:t xml:space="preserve">1420</w:t>
                   </w:r>
@@ -35539,20 +35736,23 @@
             <w:tr>
               <w:tc>
                 <w:tcPr>
-                  <w:tcW w:type="dxa" w:w="1558"/>
-                </w:tcPr>
-                <w:p>
-                  <w:pPr>
-                    <w:pStyle w:val="Compact"/>
-                  </w:pPr>
-                  <w:r>
+                  <w:tcW w:type="dxa" w:w="1553"/>
+                </w:tcPr>
+                <w:p>
+                  <w:pPr>
+                    <w:pStyle w:val="Compact"/>
+                  </w:pPr>
+                  <w:r>
+                    <w:rPr>
+                      <w:sz w:val="19"/>
+                    </w:rPr>
                     <w:t xml:space="preserve">0.5 s</w:t>
                   </w:r>
                 </w:p>
               </w:tc>
               <w:tc>
                 <w:tcPr>
-                  <w:tcW w:type="dxa" w:w="1558"/>
+                  <w:tcW w:type="dxa" w:w="1553"/>
                 </w:tcPr>
                 <w:p>
                   <w:pPr>
@@ -35561,6 +35761,7 @@
                   <w:r>
                     <w:rPr>
                       <w:rFonts w:hint="eastAsia"/>
+                      <w:sz w:val="19"/>
                     </w:rPr>
                     <w:t xml:space="preserve">降级模式</w:t>
                   </w:r>
@@ -35568,7 +35769,7 @@
               </w:tc>
               <w:tc>
                 <w:tcPr>
-                  <w:tcW w:type="dxa" w:w="1558"/>
+                  <w:tcW w:type="dxa" w:w="1553"/>
                 </w:tcPr>
                 <w:p>
                   <w:pPr>
@@ -35578,6 +35779,7 @@
                     <w:rPr>
                       <w:b/>
                       <w:bCs/>
+                      <w:sz w:val="19"/>
                     </w:rPr>
                     <w:t xml:space="preserve">0.10 s</w:t>
                   </w:r>
@@ -35585,13 +35787,16 @@
               </w:tc>
               <w:tc>
                 <w:tcPr>
-                  <w:tcW w:type="dxa" w:w="1336"/>
-                </w:tcPr>
-                <w:p>
-                  <w:pPr>
-                    <w:pStyle w:val="Compact"/>
-                  </w:pPr>
-                  <w:r>
+                  <w:tcW w:type="dxa" w:w="1351"/>
+                </w:tcPr>
+                <w:p>
+                  <w:pPr>
+                    <w:pStyle w:val="Compact"/>
+                  </w:pPr>
+                  <w:r>
+                    <w:rPr>
+                      <w:sz w:val="19"/>
+                    </w:rPr>
                     <w:t xml:space="preserve">1490</w:t>
                   </w:r>
                 </w:p>

--- a/docs/patent/技术交底书-一种基于自适应分级求解的无人机多目标路径规划方法.docx
+++ b/docs/patent/技术交底书-一种基于自适应分级求解的无人机多目标路径规划方法.docx
@@ -18581,13 +18581,13 @@
               <w:tblLook w:firstRow="1" w:lastRow="0" w:firstColumn="0" w:lastColumn="0" w:noHBand="0" w:noVBand="0" w:val="0020"/>
             </w:tblPr>
             <w:tblGrid>
-              <w:gridCol w:w="1141"/>
-              <w:gridCol w:w="487"/>
-              <w:gridCol w:w="2136"/>
-              <w:gridCol w:w="1970"/>
-              <w:gridCol w:w="643"/>
-              <w:gridCol w:w="643"/>
-              <w:gridCol w:w="1722"/>
+              <w:gridCol w:w="1166"/>
+              <w:gridCol w:w="488"/>
+              <w:gridCol w:w="2007"/>
+              <w:gridCol w:w="2007"/>
+              <w:gridCol w:w="657"/>
+              <w:gridCol w:w="657"/>
+              <w:gridCol w:w="1760"/>
             </w:tblGrid>
             <w:tr>
               <w:trPr>
@@ -18595,7 +18595,7 @@
               </w:trPr>
               <w:tc>
                 <w:tcPr>
-                  <w:tcW w:type="dxa" w:w="1141"/>
+                  <w:tcW w:type="dxa" w:w="1166"/>
                 </w:tcPr>
                 <w:p>
                   <w:pPr>
@@ -18612,7 +18612,7 @@
               </w:tc>
               <w:tc>
                 <w:tcPr>
-                  <w:tcW w:type="dxa" w:w="487"/>
+                  <w:tcW w:type="dxa" w:w="488"/>
                 </w:tcPr>
                 <w:p>
                   <w:pPr>
@@ -18629,7 +18629,7 @@
               </w:tc>
               <w:tc>
                 <w:tcPr>
-                  <w:tcW w:type="dxa" w:w="2136"/>
+                  <w:tcW w:type="dxa" w:w="2007"/>
                 </w:tcPr>
                 <w:p>
                   <w:pPr>
@@ -18646,7 +18646,7 @@
               </w:tc>
               <w:tc>
                 <w:tcPr>
-                  <w:tcW w:type="dxa" w:w="1970"/>
+                  <w:tcW w:type="dxa" w:w="2007"/>
                 </w:tcPr>
                 <w:p>
                   <w:pPr>
@@ -18663,7 +18663,7 @@
               </w:tc>
               <w:tc>
                 <w:tcPr>
-                  <w:tcW w:type="dxa" w:w="643"/>
+                  <w:tcW w:type="dxa" w:w="657"/>
                 </w:tcPr>
                 <w:p>
                   <w:pPr>
@@ -18680,7 +18680,7 @@
               </w:tc>
               <w:tc>
                 <w:tcPr>
-                  <w:tcW w:type="dxa" w:w="643"/>
+                  <w:tcW w:type="dxa" w:w="657"/>
                 </w:tcPr>
                 <w:p>
                   <w:pPr>
@@ -18697,7 +18697,7 @@
               </w:tc>
               <w:tc>
                 <w:tcPr>
-                  <w:tcW w:type="dxa" w:w="1722"/>
+                  <w:tcW w:type="dxa" w:w="1760"/>
                 </w:tcPr>
                 <w:p>
                   <w:pPr>
@@ -18716,7 +18716,7 @@
             <w:tr>
               <w:tc>
                 <w:tcPr>
-                  <w:tcW w:type="dxa" w:w="1141"/>
+                  <w:tcW w:type="dxa" w:w="1166"/>
                 </w:tcPr>
                 <w:p>
                   <w:pPr>
@@ -18733,7 +18733,7 @@
               </w:tc>
               <w:tc>
                 <w:tcPr>
-                  <w:tcW w:type="dxa" w:w="487"/>
+                  <w:tcW w:type="dxa" w:w="488"/>
                 </w:tcPr>
                 <w:p>
                   <w:pPr>
@@ -18749,7 +18749,7 @@
               </w:tc>
               <w:tc>
                 <w:tcPr>
-                  <w:tcW w:type="dxa" w:w="2136"/>
+                  <w:tcW w:type="dxa" w:w="2007"/>
                 </w:tcPr>
                 <w:p>
                   <w:pPr>
@@ -18766,7 +18766,7 @@
               </w:tc>
               <w:tc>
                 <w:tcPr>
-                  <w:tcW w:type="dxa" w:w="1970"/>
+                  <w:tcW w:type="dxa" w:w="2007"/>
                 </w:tcPr>
                 <w:p>
                   <w:pPr>
@@ -18802,7 +18802,7 @@
               </w:tc>
               <w:tc>
                 <w:tcPr>
-                  <w:tcW w:type="dxa" w:w="643"/>
+                  <w:tcW w:type="dxa" w:w="657"/>
                 </w:tcPr>
                 <w:p>
                   <w:pPr>
@@ -18818,7 +18818,7 @@
               </w:tc>
               <w:tc>
                 <w:tcPr>
-                  <w:tcW w:type="dxa" w:w="643"/>
+                  <w:tcW w:type="dxa" w:w="657"/>
                 </w:tcPr>
                 <w:p>
                   <w:pPr>
@@ -18834,7 +18834,7 @@
               </w:tc>
               <w:tc>
                 <w:tcPr>
-                  <w:tcW w:type="dxa" w:w="1722"/>
+                  <w:tcW w:type="dxa" w:w="1760"/>
                 </w:tcPr>
                 <w:p>
                   <w:pPr>
@@ -18852,7 +18852,7 @@
             <w:tr>
               <w:tc>
                 <w:tcPr>
-                  <w:tcW w:type="dxa" w:w="1141"/>
+                  <w:tcW w:type="dxa" w:w="1166"/>
                 </w:tcPr>
                 <w:p>
                   <w:pPr>
@@ -18869,7 +18869,7 @@
               </w:tc>
               <w:tc>
                 <w:tcPr>
-                  <w:tcW w:type="dxa" w:w="487"/>
+                  <w:tcW w:type="dxa" w:w="488"/>
                 </w:tcPr>
                 <w:p>
                   <w:pPr>
@@ -18885,7 +18885,7 @@
               </w:tc>
               <w:tc>
                 <w:tcPr>
-                  <w:tcW w:type="dxa" w:w="2136"/>
+                  <w:tcW w:type="dxa" w:w="2007"/>
                 </w:tcPr>
                 <w:p>
                   <w:pPr>
@@ -18902,7 +18902,7 @@
               </w:tc>
               <w:tc>
                 <w:tcPr>
-                  <w:tcW w:type="dxa" w:w="1970"/>
+                  <w:tcW w:type="dxa" w:w="2007"/>
                 </w:tcPr>
                 <w:p>
                   <w:pPr>
@@ -18938,7 +18938,7 @@
               </w:tc>
               <w:tc>
                 <w:tcPr>
-                  <w:tcW w:type="dxa" w:w="643"/>
+                  <w:tcW w:type="dxa" w:w="657"/>
                 </w:tcPr>
                 <w:p>
                   <w:pPr>
@@ -18954,7 +18954,7 @@
               </w:tc>
               <w:tc>
                 <w:tcPr>
-                  <w:tcW w:type="dxa" w:w="643"/>
+                  <w:tcW w:type="dxa" w:w="657"/>
                 </w:tcPr>
                 <w:p>
                   <w:pPr>
@@ -18970,7 +18970,7 @@
               </w:tc>
               <w:tc>
                 <w:tcPr>
-                  <w:tcW w:type="dxa" w:w="1722"/>
+                  <w:tcW w:type="dxa" w:w="1760"/>
                 </w:tcPr>
                 <w:p>
                   <w:pPr>
@@ -18988,7 +18988,7 @@
             <w:tr>
               <w:tc>
                 <w:tcPr>
-                  <w:tcW w:type="dxa" w:w="1141"/>
+                  <w:tcW w:type="dxa" w:w="1166"/>
                 </w:tcPr>
                 <w:p>
                   <w:pPr>
@@ -19005,7 +19005,7 @@
               </w:tc>
               <w:tc>
                 <w:tcPr>
-                  <w:tcW w:type="dxa" w:w="487"/>
+                  <w:tcW w:type="dxa" w:w="488"/>
                 </w:tcPr>
                 <w:p>
                   <w:pPr>
@@ -19021,7 +19021,7 @@
               </w:tc>
               <w:tc>
                 <w:tcPr>
-                  <w:tcW w:type="dxa" w:w="2136"/>
+                  <w:tcW w:type="dxa" w:w="2007"/>
                 </w:tcPr>
                 <w:p>
                   <w:pPr>
@@ -19038,7 +19038,7 @@
               </w:tc>
               <w:tc>
                 <w:tcPr>
-                  <w:tcW w:type="dxa" w:w="1970"/>
+                  <w:tcW w:type="dxa" w:w="2007"/>
                 </w:tcPr>
                 <w:p>
                   <w:pPr>
@@ -19074,7 +19074,7 @@
               </w:tc>
               <w:tc>
                 <w:tcPr>
-                  <w:tcW w:type="dxa" w:w="643"/>
+                  <w:tcW w:type="dxa" w:w="657"/>
                 </w:tcPr>
                 <w:p>
                   <w:pPr>
@@ -19090,7 +19090,7 @@
               </w:tc>
               <w:tc>
                 <w:tcPr>
-                  <w:tcW w:type="dxa" w:w="643"/>
+                  <w:tcW w:type="dxa" w:w="657"/>
                 </w:tcPr>
                 <w:p>
                   <w:pPr>
@@ -19106,7 +19106,7 @@
               </w:tc>
               <w:tc>
                 <w:tcPr>
-                  <w:tcW w:type="dxa" w:w="1722"/>
+                  <w:tcW w:type="dxa" w:w="1760"/>
                 </w:tcPr>
                 <w:p>
                   <w:pPr>
@@ -19138,7 +19138,7 @@
             <w:tr>
               <w:tc>
                 <w:tcPr>
-                  <w:tcW w:type="dxa" w:w="1141"/>
+                  <w:tcW w:type="dxa" w:w="1166"/>
                 </w:tcPr>
                 <w:p>
                   <w:pPr>
@@ -19161,7 +19161,7 @@
               </w:tc>
               <w:tc>
                 <w:tcPr>
-                  <w:tcW w:type="dxa" w:w="487"/>
+                  <w:tcW w:type="dxa" w:w="488"/>
                 </w:tcPr>
                 <w:p>
                   <w:pPr>
@@ -19177,7 +19177,7 @@
               </w:tc>
               <w:tc>
                 <w:tcPr>
-                  <w:tcW w:type="dxa" w:w="2136"/>
+                  <w:tcW w:type="dxa" w:w="2007"/>
                 </w:tcPr>
                 <w:p>
                   <w:pPr>
@@ -19213,7 +19213,7 @@
               </w:tc>
               <w:tc>
                 <w:tcPr>
-                  <w:tcW w:type="dxa" w:w="1970"/>
+                  <w:tcW w:type="dxa" w:w="2007"/>
                 </w:tcPr>
                 <w:p>
                   <w:pPr>
@@ -19236,7 +19236,7 @@
               </w:tc>
               <w:tc>
                 <w:tcPr>
-                  <w:tcW w:type="dxa" w:w="643"/>
+                  <w:tcW w:type="dxa" w:w="657"/>
                 </w:tcPr>
                 <w:p>
                   <w:pPr>
@@ -19253,7 +19253,7 @@
               </w:tc>
               <w:tc>
                 <w:tcPr>
-                  <w:tcW w:type="dxa" w:w="643"/>
+                  <w:tcW w:type="dxa" w:w="657"/>
                 </w:tcPr>
                 <w:p>
                   <w:pPr>
@@ -19270,7 +19270,7 @@
               </w:tc>
               <w:tc>
                 <w:tcPr>
-                  <w:tcW w:type="dxa" w:w="1722"/>
+                  <w:tcW w:type="dxa" w:w="1760"/>
                 </w:tcPr>
                 <w:p>
                   <w:pPr>
@@ -29919,10 +29919,10 @@
               <w:tblLook w:firstRow="1" w:lastRow="0" w:firstColumn="0" w:lastColumn="0" w:noHBand="0" w:noVBand="0" w:val="0020"/>
             </w:tblPr>
             <w:tblGrid>
-              <w:gridCol w:w="1317"/>
-              <w:gridCol w:w="501"/>
-              <w:gridCol w:w="649"/>
-              <w:gridCol w:w="3543"/>
+              <w:gridCol w:w="1505"/>
+              <w:gridCol w:w="572"/>
+              <w:gridCol w:w="742"/>
+              <w:gridCol w:w="3190"/>
             </w:tblGrid>
             <w:tr>
               <w:trPr>
@@ -29930,7 +29930,7 @@
               </w:trPr>
               <w:tc>
                 <w:tcPr>
-                  <w:tcW w:type="dxa" w:w="1317"/>
+                  <w:tcW w:type="dxa" w:w="1505"/>
                 </w:tcPr>
                 <w:p>
                   <w:pPr>
@@ -29947,7 +29947,7 @@
               </w:tc>
               <w:tc>
                 <w:tcPr>
-                  <w:tcW w:type="dxa" w:w="501"/>
+                  <w:tcW w:type="dxa" w:w="572"/>
                 </w:tcPr>
                 <w:p>
                   <w:pPr>
@@ -29964,7 +29964,7 @@
               </w:tc>
               <w:tc>
                 <w:tcPr>
-                  <w:tcW w:type="dxa" w:w="649"/>
+                  <w:tcW w:type="dxa" w:w="742"/>
                 </w:tcPr>
                 <w:p>
                   <w:pPr>
@@ -29981,7 +29981,7 @@
               </w:tc>
               <w:tc>
                 <w:tcPr>
-                  <w:tcW w:type="dxa" w:w="3543"/>
+                  <w:tcW w:type="dxa" w:w="3190"/>
                 </w:tcPr>
                 <w:p>
                   <w:pPr>
@@ -30000,7 +30000,7 @@
             <w:tr>
               <w:tc>
                 <w:tcPr>
-                  <w:tcW w:type="dxa" w:w="1317"/>
+                  <w:tcW w:type="dxa" w:w="1505"/>
                 </w:tcPr>
                 <w:p>
                   <w:pPr>
@@ -30017,7 +30017,7 @@
               </w:tc>
               <w:tc>
                 <w:tcPr>
-                  <w:tcW w:type="dxa" w:w="501"/>
+                  <w:tcW w:type="dxa" w:w="572"/>
                 </w:tcPr>
                 <w:p>
                   <w:pPr>
@@ -30040,7 +30040,7 @@
               </w:tc>
               <w:tc>
                 <w:tcPr>
-                  <w:tcW w:type="dxa" w:w="649"/>
+                  <w:tcW w:type="dxa" w:w="742"/>
                 </w:tcPr>
                 <w:p>
                   <w:pPr>
@@ -30056,7 +30056,7 @@
               </w:tc>
               <w:tc>
                 <w:tcPr>
-                  <w:tcW w:type="dxa" w:w="3543"/>
+                  <w:tcW w:type="dxa" w:w="3190"/>
                 </w:tcPr>
                 <w:p>
                   <w:pPr>
@@ -30074,7 +30074,7 @@
             <w:tr>
               <w:tc>
                 <w:tcPr>
-                  <w:tcW w:type="dxa" w:w="1317"/>
+                  <w:tcW w:type="dxa" w:w="1505"/>
                 </w:tcPr>
                 <w:p>
                   <w:pPr>
@@ -30091,7 +30091,7 @@
               </w:tc>
               <w:tc>
                 <w:tcPr>
-                  <w:tcW w:type="dxa" w:w="501"/>
+                  <w:tcW w:type="dxa" w:w="572"/>
                 </w:tcPr>
                 <w:p>
                   <w:pPr>
@@ -30114,7 +30114,7 @@
               </w:tc>
               <w:tc>
                 <w:tcPr>
-                  <w:tcW w:type="dxa" w:w="649"/>
+                  <w:tcW w:type="dxa" w:w="742"/>
                 </w:tcPr>
                 <w:p>
                   <w:pPr>
@@ -30130,7 +30130,7 @@
               </w:tc>
               <w:tc>
                 <w:tcPr>
-                  <w:tcW w:type="dxa" w:w="3543"/>
+                  <w:tcW w:type="dxa" w:w="3190"/>
                 </w:tcPr>
                 <w:p>
                   <w:pPr>
@@ -30148,7 +30148,7 @@
             <w:tr>
               <w:tc>
                 <w:tcPr>
-                  <w:tcW w:type="dxa" w:w="1317"/>
+                  <w:tcW w:type="dxa" w:w="1505"/>
                 </w:tcPr>
                 <w:p>
                   <w:pPr>
@@ -30165,7 +30165,7 @@
               </w:tc>
               <w:tc>
                 <w:tcPr>
-                  <w:tcW w:type="dxa" w:w="501"/>
+                  <w:tcW w:type="dxa" w:w="572"/>
                 </w:tcPr>
                 <w:p>
                   <w:pPr>
@@ -30188,7 +30188,7 @@
               </w:tc>
               <w:tc>
                 <w:tcPr>
-                  <w:tcW w:type="dxa" w:w="649"/>
+                  <w:tcW w:type="dxa" w:w="742"/>
                 </w:tcPr>
                 <w:p>
                   <w:pPr>
@@ -30204,7 +30204,7 @@
               </w:tc>
               <w:tc>
                 <w:tcPr>
-                  <w:tcW w:type="dxa" w:w="3543"/>
+                  <w:tcW w:type="dxa" w:w="3190"/>
                 </w:tcPr>
                 <w:p>
                   <w:pPr>
@@ -30222,7 +30222,7 @@
             <w:tr>
               <w:tc>
                 <w:tcPr>
-                  <w:tcW w:type="dxa" w:w="1317"/>
+                  <w:tcW w:type="dxa" w:w="1505"/>
                 </w:tcPr>
                 <w:p>
                   <w:pPr>
@@ -30239,7 +30239,7 @@
               </w:tc>
               <w:tc>
                 <w:tcPr>
-                  <w:tcW w:type="dxa" w:w="501"/>
+                  <w:tcW w:type="dxa" w:w="572"/>
                 </w:tcPr>
                 <w:p>
                   <w:pPr>
@@ -30262,7 +30262,7 @@
               </w:tc>
               <w:tc>
                 <w:tcPr>
-                  <w:tcW w:type="dxa" w:w="649"/>
+                  <w:tcW w:type="dxa" w:w="742"/>
                 </w:tcPr>
                 <w:p>
                   <w:pPr>
@@ -30278,7 +30278,7 @@
               </w:tc>
               <w:tc>
                 <w:tcPr>
-                  <w:tcW w:type="dxa" w:w="3543"/>
+                  <w:tcW w:type="dxa" w:w="3190"/>
                 </w:tcPr>
                 <w:p>
                   <w:pPr>
@@ -30296,7 +30296,7 @@
             <w:tr>
               <w:tc>
                 <w:tcPr>
-                  <w:tcW w:type="dxa" w:w="1317"/>
+                  <w:tcW w:type="dxa" w:w="1505"/>
                 </w:tcPr>
                 <w:p>
                   <w:pPr>
@@ -30313,7 +30313,7 @@
               </w:tc>
               <w:tc>
                 <w:tcPr>
-                  <w:tcW w:type="dxa" w:w="501"/>
+                  <w:tcW w:type="dxa" w:w="572"/>
                 </w:tcPr>
                 <w:p>
                   <w:pPr>
@@ -30336,7 +30336,7 @@
               </w:tc>
               <w:tc>
                 <w:tcPr>
-                  <w:tcW w:type="dxa" w:w="649"/>
+                  <w:tcW w:type="dxa" w:w="742"/>
                 </w:tcPr>
                 <w:p>
                   <w:pPr>
@@ -30352,7 +30352,7 @@
               </w:tc>
               <w:tc>
                 <w:tcPr>
-                  <w:tcW w:type="dxa" w:w="3543"/>
+                  <w:tcW w:type="dxa" w:w="3190"/>
                 </w:tcPr>
                 <w:p>
                   <w:pPr>
@@ -30370,7 +30370,7 @@
             <w:tr>
               <w:tc>
                 <w:tcPr>
-                  <w:tcW w:type="dxa" w:w="1317"/>
+                  <w:tcW w:type="dxa" w:w="1505"/>
                 </w:tcPr>
                 <w:p>
                   <w:pPr>
@@ -30387,7 +30387,7 @@
               </w:tc>
               <w:tc>
                 <w:tcPr>
-                  <w:tcW w:type="dxa" w:w="501"/>
+                  <w:tcW w:type="dxa" w:w="572"/>
                 </w:tcPr>
                 <w:p>
                   <w:pPr>
@@ -30410,7 +30410,7 @@
               </w:tc>
               <w:tc>
                 <w:tcPr>
-                  <w:tcW w:type="dxa" w:w="649"/>
+                  <w:tcW w:type="dxa" w:w="742"/>
                 </w:tcPr>
                 <w:p>
                   <w:pPr>
@@ -30426,7 +30426,7 @@
               </w:tc>
               <w:tc>
                 <w:tcPr>
-                  <w:tcW w:type="dxa" w:w="3543"/>
+                  <w:tcW w:type="dxa" w:w="3190"/>
                 </w:tcPr>
                 <w:p>
                   <w:pPr>
@@ -30444,7 +30444,7 @@
             <w:tr>
               <w:tc>
                 <w:tcPr>
-                  <w:tcW w:type="dxa" w:w="1317"/>
+                  <w:tcW w:type="dxa" w:w="1505"/>
                 </w:tcPr>
                 <w:p>
                   <w:pPr>
@@ -30461,7 +30461,7 @@
               </w:tc>
               <w:tc>
                 <w:tcPr>
-                  <w:tcW w:type="dxa" w:w="501"/>
+                  <w:tcW w:type="dxa" w:w="572"/>
                 </w:tcPr>
                 <w:p>
                   <w:pPr>
@@ -30484,7 +30484,7 @@
               </w:tc>
               <w:tc>
                 <w:tcPr>
-                  <w:tcW w:type="dxa" w:w="649"/>
+                  <w:tcW w:type="dxa" w:w="742"/>
                 </w:tcPr>
                 <w:p>
                   <w:pPr>
@@ -30500,7 +30500,7 @@
               </w:tc>
               <w:tc>
                 <w:tcPr>
-                  <w:tcW w:type="dxa" w:w="3543"/>
+                  <w:tcW w:type="dxa" w:w="3190"/>
                 </w:tcPr>
                 <w:p>
                   <w:pPr>
@@ -30518,7 +30518,7 @@
             <w:tr>
               <w:tc>
                 <w:tcPr>
-                  <w:tcW w:type="dxa" w:w="1317"/>
+                  <w:tcW w:type="dxa" w:w="1505"/>
                 </w:tcPr>
                 <w:p>
                   <w:pPr>
@@ -30535,7 +30535,7 @@
               </w:tc>
               <w:tc>
                 <w:tcPr>
-                  <w:tcW w:type="dxa" w:w="501"/>
+                  <w:tcW w:type="dxa" w:w="572"/>
                 </w:tcPr>
                 <w:p>
                   <w:pPr>
@@ -30558,7 +30558,7 @@
               </w:tc>
               <w:tc>
                 <w:tcPr>
-                  <w:tcW w:type="dxa" w:w="649"/>
+                  <w:tcW w:type="dxa" w:w="742"/>
                 </w:tcPr>
                 <w:p>
                   <w:pPr>
@@ -30574,7 +30574,7 @@
               </w:tc>
               <w:tc>
                 <w:tcPr>
-                  <w:tcW w:type="dxa" w:w="3543"/>
+                  <w:tcW w:type="dxa" w:w="3190"/>
                 </w:tcPr>
                 <w:p>
                   <w:pPr>
@@ -30594,7 +30594,7 @@
             <w:tr>
               <w:tc>
                 <w:tcPr>
-                  <w:tcW w:type="dxa" w:w="1317"/>
+                  <w:tcW w:type="dxa" w:w="1505"/>
                 </w:tcPr>
                 <w:p>
                   <w:pPr>
@@ -30611,7 +30611,7 @@
               </w:tc>
               <w:tc>
                 <w:tcPr>
-                  <w:tcW w:type="dxa" w:w="501"/>
+                  <w:tcW w:type="dxa" w:w="572"/>
                 </w:tcPr>
                 <w:p>
                   <w:pPr>
@@ -30634,7 +30634,7 @@
               </w:tc>
               <w:tc>
                 <w:tcPr>
-                  <w:tcW w:type="dxa" w:w="649"/>
+                  <w:tcW w:type="dxa" w:w="742"/>
                 </w:tcPr>
                 <w:p>
                   <w:pPr>
@@ -30651,7 +30651,7 @@
               </w:tc>
               <w:tc>
                 <w:tcPr>
-                  <w:tcW w:type="dxa" w:w="3543"/>
+                  <w:tcW w:type="dxa" w:w="3190"/>
                 </w:tcPr>
                 <w:p>
                   <w:pPr>
@@ -30669,7 +30669,7 @@
             <w:tr>
               <w:tc>
                 <w:tcPr>
-                  <w:tcW w:type="dxa" w:w="1317"/>
+                  <w:tcW w:type="dxa" w:w="1505"/>
                 </w:tcPr>
                 <w:p>
                   <w:pPr>
@@ -30705,7 +30705,7 @@
               </w:tc>
               <w:tc>
                 <w:tcPr>
-                  <w:tcW w:type="dxa" w:w="501"/>
+                  <w:tcW w:type="dxa" w:w="572"/>
                 </w:tcPr>
                 <w:p>
                   <w:pPr>
@@ -30728,7 +30728,7 @@
               </w:tc>
               <w:tc>
                 <w:tcPr>
-                  <w:tcW w:type="dxa" w:w="649"/>
+                  <w:tcW w:type="dxa" w:w="742"/>
                 </w:tcPr>
                 <w:p>
                   <w:pPr>
@@ -30744,7 +30744,7 @@
               </w:tc>
               <w:tc>
                 <w:tcPr>
-                  <w:tcW w:type="dxa" w:w="3543"/>
+                  <w:tcW w:type="dxa" w:w="3190"/>
                 </w:tcPr>
                 <w:p>
                   <w:pPr>
@@ -32898,9 +32898,9 @@
               <w:tblLook w:firstRow="1" w:lastRow="0" w:firstColumn="0" w:lastColumn="0" w:noHBand="0" w:noVBand="0" w:val="0020"/>
             </w:tblPr>
             <w:tblGrid>
-              <w:gridCol w:w="2402"/>
-              <w:gridCol w:w="1870"/>
-              <w:gridCol w:w="1738"/>
+              <w:gridCol w:w="2268"/>
+              <w:gridCol w:w="1940"/>
+              <w:gridCol w:w="1802"/>
             </w:tblGrid>
             <w:tr>
               <w:trPr>
@@ -32908,7 +32908,7 @@
               </w:trPr>
               <w:tc>
                 <w:tcPr>
-                  <w:tcW w:type="dxa" w:w="2402"/>
+                  <w:tcW w:type="dxa" w:w="2268"/>
                 </w:tcPr>
                 <w:p>
                   <w:pPr>
@@ -32925,7 +32925,7 @@
               </w:tc>
               <w:tc>
                 <w:tcPr>
-                  <w:tcW w:type="dxa" w:w="1870"/>
+                  <w:tcW w:type="dxa" w:w="1940"/>
                 </w:tcPr>
                 <w:p>
                   <w:pPr>
@@ -32942,7 +32942,7 @@
               </w:tc>
               <w:tc>
                 <w:tcPr>
-                  <w:tcW w:type="dxa" w:w="1738"/>
+                  <w:tcW w:type="dxa" w:w="1802"/>
                 </w:tcPr>
                 <w:p>
                   <w:pPr>
@@ -32961,7 +32961,7 @@
             <w:tr>
               <w:tc>
                 <w:tcPr>
-                  <w:tcW w:type="dxa" w:w="2402"/>
+                  <w:tcW w:type="dxa" w:w="2268"/>
                 </w:tcPr>
                 <w:p>
                   <w:pPr>
@@ -32978,7 +32978,7 @@
               </w:tc>
               <w:tc>
                 <w:tcPr>
-                  <w:tcW w:type="dxa" w:w="1870"/>
+                  <w:tcW w:type="dxa" w:w="1940"/>
                 </w:tcPr>
                 <w:p>
                   <w:pPr>
@@ -33021,7 +33021,7 @@
               </w:tc>
               <w:tc>
                 <w:tcPr>
-                  <w:tcW w:type="dxa" w:w="1738"/>
+                  <w:tcW w:type="dxa" w:w="1802"/>
                 </w:tcPr>
                 <w:p>
                   <w:pPr>
@@ -33040,7 +33040,7 @@
             <w:tr>
               <w:tc>
                 <w:tcPr>
-                  <w:tcW w:type="dxa" w:w="2402"/>
+                  <w:tcW w:type="dxa" w:w="2268"/>
                 </w:tcPr>
                 <w:p>
                   <w:pPr>
@@ -33063,7 +33063,7 @@
               </w:tc>
               <w:tc>
                 <w:tcPr>
-                  <w:tcW w:type="dxa" w:w="1870"/>
+                  <w:tcW w:type="dxa" w:w="1940"/>
                 </w:tcPr>
                 <w:p>
                   <w:pPr>
@@ -33106,7 +33106,7 @@
               </w:tc>
               <w:tc>
                 <w:tcPr>
-                  <w:tcW w:type="dxa" w:w="1738"/>
+                  <w:tcW w:type="dxa" w:w="1802"/>
                 </w:tcPr>
                 <w:p>
                   <w:pPr>
@@ -33173,9 +33173,9 @@
               <w:tblLook w:firstRow="1" w:lastRow="0" w:firstColumn="0" w:lastColumn="0" w:noHBand="0" w:noVBand="0" w:val="0020"/>
             </w:tblPr>
             <w:tblGrid>
-              <w:gridCol w:w="2969"/>
-              <w:gridCol w:w="1243"/>
-              <w:gridCol w:w="1798"/>
+              <w:gridCol w:w="2613"/>
+              <w:gridCol w:w="1389"/>
+              <w:gridCol w:w="2009"/>
             </w:tblGrid>
             <w:tr>
               <w:trPr>
@@ -33183,7 +33183,7 @@
               </w:trPr>
               <w:tc>
                 <w:tcPr>
-                  <w:tcW w:type="dxa" w:w="2969"/>
+                  <w:tcW w:type="dxa" w:w="2613"/>
                 </w:tcPr>
                 <w:p>
                   <w:pPr>
@@ -33200,7 +33200,7 @@
               </w:tc>
               <w:tc>
                 <w:tcPr>
-                  <w:tcW w:type="dxa" w:w="1243"/>
+                  <w:tcW w:type="dxa" w:w="1389"/>
                 </w:tcPr>
                 <w:p>
                   <w:pPr>
@@ -33217,7 +33217,7 @@
               </w:tc>
               <w:tc>
                 <w:tcPr>
-                  <w:tcW w:type="dxa" w:w="1798"/>
+                  <w:tcW w:type="dxa" w:w="2009"/>
                 </w:tcPr>
                 <w:p>
                   <w:pPr>
@@ -33236,7 +33236,7 @@
             <w:tr>
               <w:tc>
                 <w:tcPr>
-                  <w:tcW w:type="dxa" w:w="2969"/>
+                  <w:tcW w:type="dxa" w:w="2613"/>
                 </w:tcPr>
                 <w:p>
                   <w:pPr>
@@ -33253,7 +33253,7 @@
               </w:tc>
               <w:tc>
                 <w:tcPr>
-                  <w:tcW w:type="dxa" w:w="1243"/>
+                  <w:tcW w:type="dxa" w:w="1389"/>
                 </w:tcPr>
                 <w:p>
                   <w:pPr>
@@ -33276,7 +33276,7 @@
               </w:tc>
               <w:tc>
                 <w:tcPr>
-                  <w:tcW w:type="dxa" w:w="1798"/>
+                  <w:tcW w:type="dxa" w:w="2009"/>
                 </w:tcPr>
                 <w:p>
                   <w:pPr>
